--- a/הצגה למורן/פגישה מורן איפיון שני.docx
+++ b/הצגה למורן/פגישה מורן איפיון שני.docx
@@ -140,67 +140,325 @@
           <w:rtl/>
         </w:rPr>
       </w:pPr>
-      <w:proofErr w:type="spellStart"/>
       <w:r>
         <w:rPr>
           <w:b/>
           <w:bCs/>
           <w:rtl/>
         </w:rPr>
-        <w:t>גאנט</w:t>
-      </w:r>
-      <w:proofErr w:type="spellEnd"/>
+        <w:t>גאנט מבחני מתקנים — חלון קול קורא</w:t>
+      </w:r>
+      <w:r>
+        <w:rPr>
+          <w:rFonts w:hint="cs"/>
+          <w:rtl/>
+        </w:rPr>
+        <w:t xml:space="preserve"> שיהיה בדיוק כמו מבחני תמיכה רגילים</w:t>
+      </w:r>
+    </w:p>
+    <w:p>
+      <w:pPr>
+        <w:rPr>
+          <w:rtl/>
+        </w:rPr>
+      </w:pPr>
+    </w:p>
+    <w:p>
+      <w:pPr>
+        <w:rPr>
+          <w:rtl/>
+        </w:rPr>
+      </w:pPr>
+      <w:r>
+        <w:rPr>
+          <w:rFonts w:hint="cs"/>
+          <w:rtl/>
+        </w:rPr>
+        <w:t xml:space="preserve">שיהיה דונאט לפי: עממי, קהילתי, הישגי </w:t>
+      </w:r>
+      <w:r>
+        <w:rPr>
+          <w:rtl/>
+        </w:rPr>
+        <w:t>–</w:t>
+      </w:r>
+      <w:r>
+        <w:rPr>
+          <w:rFonts w:hint="cs"/>
+          <w:rtl/>
+        </w:rPr>
+        <w:t xml:space="preserve"> שני גרפים שיציגו את תוכנית המתקנים.</w:t>
+      </w:r>
+    </w:p>
+    <w:p>
+      <w:pPr>
+        <w:rPr>
+          <w:rtl/>
+        </w:rPr>
+      </w:pPr>
+    </w:p>
+    <w:p>
+      <w:r>
+        <w:t>KPI</w:t>
+      </w:r>
+      <w:r>
+        <w:rPr>
+          <w:rFonts w:hint="cs"/>
+          <w:rtl/>
+        </w:rPr>
+        <w:t xml:space="preserve"> להוריד - </w:t>
+      </w:r>
+      <w:r>
+        <w:rPr>
+          <w:rtl/>
+        </w:rPr>
+        <w:t>מבחנים ללא דיווח מלא</w:t>
+      </w:r>
+      <w:r>
+        <w:rPr>
+          <w:rFonts w:hint="cs"/>
+          <w:rtl/>
+        </w:rPr>
+        <w:t xml:space="preserve">, </w:t>
+      </w:r>
+      <w:r>
+        <w:rPr>
+          <w:rtl/>
+        </w:rPr>
+        <w:t>גורמים מקצועיים עם פערי דיווח</w:t>
+      </w:r>
+    </w:p>
+    <w:p>
+      <w:pPr>
+        <w:rPr>
+          <w:rtl/>
+        </w:rPr>
+      </w:pPr>
+    </w:p>
+    <w:p>
+      <w:pPr>
+        <w:rPr>
+          <w:rtl/>
+        </w:rPr>
+      </w:pPr>
+      <w:r>
+        <w:rPr>
+          <w:rtl/>
+        </w:rPr>
+        <w:t>מקדמות ששולמו</w:t>
+      </w:r>
+      <w:r>
+        <w:rPr>
+          <w:rFonts w:hint="cs"/>
+          <w:rtl/>
+        </w:rPr>
+        <w:t xml:space="preserve"> </w:t>
+      </w:r>
+      <w:r>
+        <w:rPr>
+          <w:rtl/>
+        </w:rPr>
+        <w:t>–</w:t>
+      </w:r>
+      <w:r>
+        <w:rPr>
+          <w:rFonts w:hint="cs"/>
+          <w:rtl/>
+        </w:rPr>
+        <w:t xml:space="preserve"> לפרק לאבני דרך לתשלום (40%)</w:t>
+      </w:r>
+    </w:p>
+    <w:p>
+      <w:pPr>
+        <w:rPr>
+          <w:rtl/>
+        </w:rPr>
+      </w:pPr>
+    </w:p>
+    <w:p>
+      <w:pPr>
+        <w:rPr>
+          <w:rtl/>
+        </w:rPr>
+      </w:pPr>
+      <w:r>
+        <w:rPr>
+          <w:rFonts w:hint="cs"/>
+          <w:rtl/>
+        </w:rPr>
+        <w:t xml:space="preserve">סטטוס מודל </w:t>
+      </w:r>
+      <w:r>
+        <w:rPr>
+          <w:rtl/>
+        </w:rPr>
+        <w:t>–</w:t>
+      </w:r>
+      <w:r>
+        <w:rPr>
+          <w:rFonts w:hint="cs"/>
+          <w:rtl/>
+        </w:rPr>
+        <w:t xml:space="preserve">פורסם, ערעורים, אושר </w:t>
+      </w:r>
+    </w:p>
+    <w:p>
+      <w:pPr>
+        <w:rPr>
+          <w:rtl/>
+        </w:rPr>
+      </w:pPr>
+    </w:p>
+    <w:p>
+      <w:pPr>
+        <w:rPr>
+          <w:rtl/>
+        </w:rPr>
+      </w:pPr>
+      <w:r>
+        <w:rPr>
+          <w:rFonts w:hint="cs"/>
+          <w:rtl/>
+        </w:rPr>
+        <w:t xml:space="preserve">פילטר - </w:t>
+      </w:r>
+      <w:r>
+        <w:rPr>
+          <w:rtl/>
+        </w:rPr>
+        <w:t>שלמות דיווח</w:t>
+      </w:r>
+      <w:r>
+        <w:rPr>
+          <w:rFonts w:hint="cs"/>
+          <w:rtl/>
+        </w:rPr>
+        <w:t xml:space="preserve"> לא רלוונטי</w:t>
+      </w:r>
+    </w:p>
+    <w:p>
+      <w:pPr>
+        <w:bidi w:val="0"/>
+        <w:rPr>
+          <w:rtl/>
+        </w:rPr>
+      </w:pPr>
+      <w:r>
+        <w:rPr>
+          <w:rtl/>
+        </w:rPr>
+        <w:br w:type="page"/>
+      </w:r>
+    </w:p>
+    <w:p>
+      <w:pPr>
+        <w:rPr>
+          <w:rtl/>
+        </w:rPr>
+      </w:pPr>
+      <w:r>
+        <w:rPr>
+          <w:rFonts w:hint="cs"/>
+          <w:rtl/>
+        </w:rPr>
+        <w:lastRenderedPageBreak/>
+        <w:t xml:space="preserve">מתקנים </w:t>
+      </w:r>
+      <w:r>
+        <w:rPr>
+          <w:rtl/>
+        </w:rPr>
+        <w:t>–</w:t>
+      </w:r>
+    </w:p>
+    <w:p>
+      <w:pPr>
+        <w:rPr>
+          <w:rtl/>
+        </w:rPr>
+      </w:pPr>
+    </w:p>
+    <w:p>
+      <w:pPr>
+        <w:rPr>
+          <w:rtl/>
+        </w:rPr>
+      </w:pPr>
+      <w:r>
+        <w:rPr>
+          <w:rFonts w:hint="cs"/>
+          <w:rtl/>
+        </w:rPr>
+        <w:t xml:space="preserve">ספורטאים למתקן </w:t>
+      </w:r>
+      <w:r>
+        <w:rPr>
+          <w:rtl/>
+        </w:rPr>
+        <w:t>–</w:t>
+      </w:r>
+      <w:r>
+        <w:rPr>
+          <w:rFonts w:hint="cs"/>
+          <w:rtl/>
+        </w:rPr>
+        <w:t xml:space="preserve"> רק כשאפשר לפי ענף.</w:t>
+      </w:r>
+    </w:p>
+    <w:p>
+      <w:pPr>
+        <w:rPr>
+          <w:rtl/>
+        </w:rPr>
+      </w:pPr>
+      <w:r>
+        <w:rPr>
+          <w:rFonts w:hint="cs"/>
+          <w:rtl/>
+        </w:rPr>
+        <w:t xml:space="preserve">ברשויות </w:t>
+      </w:r>
+      <w:r>
+        <w:rPr>
+          <w:rtl/>
+        </w:rPr>
+        <w:t>–</w:t>
+      </w:r>
+      <w:r>
+        <w:rPr>
+          <w:rFonts w:hint="cs"/>
+          <w:rtl/>
+        </w:rPr>
+        <w:t xml:space="preserve"> כשעומדים על רשות שיציג את סוג המתקנים וכמויות</w:t>
+      </w:r>
+    </w:p>
+    <w:p>
+      <w:pPr>
+        <w:rPr>
+          <w:rtl/>
+        </w:rPr>
+      </w:pPr>
+    </w:p>
+    <w:p>
+      <w:pPr>
+        <w:rPr>
+          <w:rtl/>
+        </w:rPr>
+      </w:pPr>
       <w:r>
         <w:rPr>
           <w:b/>
           <w:bCs/>
           <w:rtl/>
         </w:rPr>
-        <w:t xml:space="preserve"> מבחני מתקנים — חלון קול קורא</w:t>
-      </w:r>
-      <w:r>
-        <w:rPr>
-          <w:rFonts w:hint="cs"/>
-          <w:rtl/>
-        </w:rPr>
-        <w:t xml:space="preserve"> שיהיה בדיוק כמו מבחני תמיכה רגילים</w:t>
-      </w:r>
-    </w:p>
-    <w:p>
-      <w:pPr>
-        <w:rPr>
-          <w:rtl/>
-        </w:rPr>
-      </w:pPr>
-    </w:p>
-    <w:p>
-      <w:pPr>
-        <w:rPr>
-          <w:rtl/>
-        </w:rPr>
-      </w:pPr>
-      <w:r>
-        <w:rPr>
-          <w:rFonts w:hint="cs"/>
-          <w:rtl/>
-        </w:rPr>
-        <w:t xml:space="preserve">שיהיה </w:t>
-      </w:r>
-      <w:proofErr w:type="spellStart"/>
-      <w:r>
-        <w:rPr>
-          <w:rFonts w:hint="cs"/>
-          <w:rtl/>
-        </w:rPr>
-        <w:t>דונאט</w:t>
-      </w:r>
-      <w:proofErr w:type="spellEnd"/>
-      <w:r>
-        <w:rPr>
-          <w:rFonts w:hint="cs"/>
-          <w:rtl/>
-        </w:rPr>
-        <w:t xml:space="preserve"> לפי: עממי, קהילתי, הישגי </w:t>
+        <w:t>מתקנים ל-1,000 תושבים</w:t>
+      </w:r>
+      <w:r>
+        <w:rPr>
+          <w:rFonts w:hint="cs"/>
+          <w:rtl/>
+        </w:rPr>
+        <w:t xml:space="preserve"> </w:t>
       </w:r>
       <w:r>
         <w:rPr>
@@ -213,376 +471,92 @@
           <w:rFonts w:hint="cs"/>
           <w:rtl/>
         </w:rPr>
-        <w:t xml:space="preserve"> שני גרפים שיציגו את תוכנית המתקנים.</w:t>
-      </w:r>
-    </w:p>
-    <w:p>
-      <w:pPr>
-        <w:rPr>
-          <w:rtl/>
-        </w:rPr>
-      </w:pPr>
-    </w:p>
-    <w:p>
-      <w:r>
-        <w:t>KPI</w:t>
-      </w:r>
-      <w:r>
-        <w:rPr>
-          <w:rFonts w:hint="cs"/>
-          <w:rtl/>
-        </w:rPr>
-        <w:t xml:space="preserve"> להוריד - </w:t>
-      </w:r>
-      <w:r>
-        <w:rPr>
-          <w:rtl/>
-        </w:rPr>
-        <w:t>מבחנים ללא דיווח מלא</w:t>
-      </w:r>
-      <w:r>
-        <w:rPr>
-          <w:rFonts w:hint="cs"/>
-          <w:rtl/>
-        </w:rPr>
-        <w:t xml:space="preserve">, </w:t>
-      </w:r>
-      <w:r>
-        <w:rPr>
-          <w:rtl/>
-        </w:rPr>
-        <w:t>גורמים מקצועיים עם פערי דיווח</w:t>
-      </w:r>
-    </w:p>
-    <w:p>
-      <w:pPr>
-        <w:rPr>
-          <w:rtl/>
-        </w:rPr>
-      </w:pPr>
-    </w:p>
-    <w:p>
-      <w:pPr>
-        <w:rPr>
-          <w:rtl/>
-        </w:rPr>
-      </w:pPr>
-      <w:r>
-        <w:rPr>
-          <w:rtl/>
-        </w:rPr>
-        <w:t>מקדמות ששולמו</w:t>
-      </w:r>
-      <w:r>
-        <w:rPr>
-          <w:rFonts w:hint="cs"/>
-          <w:rtl/>
-        </w:rPr>
-        <w:t xml:space="preserve"> </w:t>
-      </w:r>
-      <w:r>
-        <w:rPr>
-          <w:rtl/>
-        </w:rPr>
-        <w:t>–</w:t>
-      </w:r>
-      <w:r>
-        <w:rPr>
-          <w:rFonts w:hint="cs"/>
-          <w:rtl/>
-        </w:rPr>
-        <w:t xml:space="preserve"> לפרק לאבני דרך לתשלום (40%)</w:t>
-      </w:r>
-    </w:p>
-    <w:p>
-      <w:pPr>
-        <w:rPr>
-          <w:rtl/>
-        </w:rPr>
-      </w:pPr>
-    </w:p>
-    <w:p>
-      <w:pPr>
-        <w:rPr>
-          <w:rtl/>
-        </w:rPr>
-      </w:pPr>
-      <w:r>
-        <w:rPr>
-          <w:rFonts w:hint="cs"/>
-          <w:rtl/>
-        </w:rPr>
-        <w:t xml:space="preserve">סטטוס מודל </w:t>
-      </w:r>
-      <w:r>
-        <w:rPr>
-          <w:rtl/>
-        </w:rPr>
-        <w:t>–</w:t>
-      </w:r>
-      <w:r>
-        <w:rPr>
-          <w:rFonts w:hint="cs"/>
-          <w:rtl/>
-        </w:rPr>
-        <w:t xml:space="preserve">פורסם, ערעורים, אושר </w:t>
-      </w:r>
-    </w:p>
-    <w:p>
-      <w:pPr>
-        <w:rPr>
-          <w:rtl/>
-        </w:rPr>
-      </w:pPr>
-    </w:p>
-    <w:p>
-      <w:pPr>
-        <w:rPr>
-          <w:rtl/>
-        </w:rPr>
-      </w:pPr>
-      <w:r>
-        <w:rPr>
-          <w:rFonts w:hint="cs"/>
-          <w:rtl/>
-        </w:rPr>
-        <w:t xml:space="preserve">פילטר - </w:t>
-      </w:r>
-      <w:r>
-        <w:rPr>
-          <w:rtl/>
-        </w:rPr>
-        <w:t>שלמות דיווח</w:t>
-      </w:r>
-      <w:r>
-        <w:rPr>
-          <w:rFonts w:hint="cs"/>
-          <w:rtl/>
-        </w:rPr>
-        <w:t xml:space="preserve"> לא רלוונטי</w:t>
-      </w:r>
-    </w:p>
-    <w:p>
-      <w:pPr>
-        <w:bidi w:val="0"/>
-        <w:rPr>
-          <w:rtl/>
-        </w:rPr>
-      </w:pPr>
-      <w:r>
-        <w:rPr>
-          <w:rtl/>
-        </w:rPr>
-        <w:br w:type="page"/>
-      </w:r>
-    </w:p>
-    <w:p>
-      <w:pPr>
-        <w:rPr>
-          <w:rtl/>
-        </w:rPr>
-      </w:pPr>
-      <w:r>
-        <w:rPr>
-          <w:rFonts w:hint="cs"/>
-          <w:rtl/>
-        </w:rPr>
-        <w:lastRenderedPageBreak/>
-        <w:t xml:space="preserve">מתקנים </w:t>
-      </w:r>
-      <w:r>
-        <w:rPr>
-          <w:rtl/>
-        </w:rPr>
-        <w:t>–</w:t>
-      </w:r>
-    </w:p>
-    <w:p>
-      <w:pPr>
-        <w:rPr>
-          <w:rtl/>
-        </w:rPr>
-      </w:pPr>
-    </w:p>
-    <w:p>
-      <w:pPr>
-        <w:rPr>
-          <w:rtl/>
-        </w:rPr>
-      </w:pPr>
-      <w:r>
-        <w:rPr>
-          <w:rFonts w:hint="cs"/>
-          <w:rtl/>
-        </w:rPr>
-        <w:t xml:space="preserve">ספורטאים למתקן </w:t>
-      </w:r>
-      <w:r>
-        <w:rPr>
-          <w:rtl/>
-        </w:rPr>
-        <w:t>–</w:t>
-      </w:r>
-      <w:r>
-        <w:rPr>
-          <w:rFonts w:hint="cs"/>
-          <w:rtl/>
-        </w:rPr>
-        <w:t xml:space="preserve"> רק כשאפשר לפי ענף.</w:t>
-      </w:r>
-    </w:p>
-    <w:p>
-      <w:pPr>
-        <w:rPr>
-          <w:rtl/>
-        </w:rPr>
-      </w:pPr>
-      <w:r>
-        <w:rPr>
-          <w:rFonts w:hint="cs"/>
-          <w:rtl/>
-        </w:rPr>
-        <w:t xml:space="preserve">ברשויות </w:t>
-      </w:r>
-      <w:r>
-        <w:rPr>
-          <w:rtl/>
-        </w:rPr>
-        <w:t>–</w:t>
-      </w:r>
-      <w:r>
-        <w:rPr>
-          <w:rFonts w:hint="cs"/>
-          <w:rtl/>
-        </w:rPr>
-        <w:t xml:space="preserve"> כשעומדים על רשות שיציג את סוג המתקנים וכמויות</w:t>
-      </w:r>
-    </w:p>
-    <w:p>
-      <w:pPr>
-        <w:rPr>
-          <w:rtl/>
-        </w:rPr>
-      </w:pPr>
-    </w:p>
-    <w:p>
-      <w:pPr>
-        <w:rPr>
-          <w:rtl/>
-        </w:rPr>
-      </w:pPr>
-      <w:r>
-        <w:rPr>
+        <w:t xml:space="preserve"> להוריד</w:t>
+      </w:r>
+    </w:p>
+    <w:p>
+      <w:pPr>
+        <w:rPr>
+          <w:rtl/>
+        </w:rPr>
+      </w:pPr>
+      <w:r>
+        <w:rPr>
+          <w:rFonts w:hint="cs"/>
+          <w:rtl/>
+        </w:rPr>
+        <w:t>השקעה במתקנים ל-1000 תושבים להוסיף לפי רשות</w:t>
+      </w:r>
+      <w:r>
+        <w:rPr>
+          <w:rFonts w:hint="cs"/>
+          <w:rtl/>
+        </w:rPr>
+        <w:t xml:space="preserve"> (5 שנים)</w:t>
+      </w:r>
+    </w:p>
+    <w:p>
+      <w:pPr>
+        <w:rPr>
+          <w:rtl/>
+        </w:rPr>
+      </w:pPr>
+      <w:r>
+        <w:rPr>
+          <w:rFonts w:hint="cs"/>
           <w:b/>
           <w:bCs/>
           <w:rtl/>
         </w:rPr>
-        <w:t>מתקנים ל-1,000 תושבים</w:t>
-      </w:r>
-      <w:r>
-        <w:rPr>
-          <w:rFonts w:hint="cs"/>
-          <w:rtl/>
-        </w:rPr>
-        <w:t xml:space="preserve"> </w:t>
-      </w:r>
-      <w:r>
-        <w:rPr>
-          <w:rtl/>
-        </w:rPr>
-        <w:t>–</w:t>
-      </w:r>
-      <w:r>
-        <w:rPr>
-          <w:rFonts w:hint="cs"/>
-          <w:rtl/>
-        </w:rPr>
-        <w:t xml:space="preserve"> להוריד</w:t>
-      </w:r>
-    </w:p>
-    <w:p>
-      <w:pPr>
-        <w:rPr>
-          <w:rtl/>
-        </w:rPr>
-      </w:pPr>
-      <w:r>
-        <w:rPr>
-          <w:rFonts w:hint="cs"/>
-          <w:rtl/>
-        </w:rPr>
-        <w:t>השקעה במתקנים ל-1000 תושבים להוסיף לפי רשות</w:t>
-      </w:r>
-      <w:r>
-        <w:rPr>
-          <w:rFonts w:hint="cs"/>
-          <w:rtl/>
-        </w:rPr>
-        <w:t xml:space="preserve"> (5 שנים)</w:t>
-      </w:r>
-    </w:p>
-    <w:p>
-      <w:pPr>
-        <w:rPr>
-          <w:rtl/>
-        </w:rPr>
-      </w:pPr>
-      <w:r>
-        <w:rPr>
-          <w:rFonts w:hint="cs"/>
+        <w:t xml:space="preserve">משאירים למעלה: </w:t>
+      </w:r>
+      <w:r>
+        <w:rPr>
           <w:b/>
           <w:bCs/>
           <w:rtl/>
         </w:rPr>
-        <w:t xml:space="preserve">משאירים למעלה: </w:t>
-      </w:r>
-      <w:r>
-        <w:rPr>
+        <w:t>נגישים לנכים מפקח</w:t>
+      </w:r>
+      <w:r>
+        <w:rPr>
+          <w:rFonts w:hint="cs"/>
           <w:b/>
           <w:bCs/>
           <w:rtl/>
         </w:rPr>
-        <w:t>נגישים לנכים מפקח</w:t>
-      </w:r>
-      <w:r>
-        <w:rPr>
-          <w:rFonts w:hint="cs"/>
+        <w:t xml:space="preserve">ים </w:t>
+      </w:r>
+      <w:r>
+        <w:rPr>
           <w:b/>
           <w:bCs/>
-          <w:rtl/>
-        </w:rPr>
-        <w:t xml:space="preserve">ים </w:t>
+        </w:rPr>
+        <w:t xml:space="preserve"> </w:t>
       </w:r>
       <w:r>
         <w:rPr>
           <w:b/>
           <w:bCs/>
-        </w:rPr>
-        <w:t xml:space="preserve"> </w:t>
-      </w:r>
-      <w:r>
-        <w:rPr>
+          <w:rtl/>
+        </w:rPr>
+        <w:t>תקניים</w:t>
+      </w:r>
+      <w:r>
+        <w:rPr>
+          <w:rFonts w:hint="cs"/>
           <w:b/>
           <w:bCs/>
           <w:rtl/>
         </w:rPr>
-        <w:t>תקניים</w:t>
-      </w:r>
-      <w:r>
-        <w:rPr>
-          <w:rFonts w:hint="cs"/>
+        <w:t>,</w:t>
+      </w:r>
+      <w:r>
+        <w:rPr>
           <w:b/>
           <w:bCs/>
           <w:rtl/>
         </w:rPr>
-        <w:t>,</w:t>
-      </w:r>
-      <w:r>
-        <w:rPr>
-          <w:b/>
-          <w:bCs/>
-          <w:rtl/>
-        </w:rPr>
         <w:t xml:space="preserve"> לתחרויות מפקחים</w:t>
       </w:r>
     </w:p>
@@ -604,23 +578,7 @@
           <w:rFonts w:hint="cs"/>
           <w:rtl/>
         </w:rPr>
-        <w:t xml:space="preserve">פילטרים ליד המפה </w:t>
-      </w:r>
-      <w:proofErr w:type="spellStart"/>
-      <w:r>
-        <w:rPr>
-          <w:rFonts w:hint="cs"/>
-          <w:rtl/>
-        </w:rPr>
-        <w:t>השניה</w:t>
-      </w:r>
-      <w:proofErr w:type="spellEnd"/>
-      <w:r>
-        <w:rPr>
-          <w:rFonts w:hint="cs"/>
-          <w:rtl/>
-        </w:rPr>
-        <w:t xml:space="preserve"> לפי סוג מתקן.</w:t>
+        <w:t>פילטרים ליד המפה השניה לפי סוג מתקן.</w:t>
       </w:r>
     </w:p>
     <w:p/>
@@ -644,7 +602,21 @@
           <w:rtl/>
         </w:rPr>
         <w:lastRenderedPageBreak/>
-        <w:t>שלבי מבחן תמיכה:</w:t>
+        <w:t>שלבי מבחן תמיכה</w:t>
+      </w:r>
+      <w:r>
+        <w:rPr>
+          <w:rFonts w:hint="cs"/>
+          <w:rtl/>
+        </w:rPr>
+        <w:t xml:space="preserve"> (אחריות על כל שלב בהתאם לנוהל תמיכות)</w:t>
+      </w:r>
+      <w:r>
+        <w:rPr>
+          <w:rFonts w:hint="cs"/>
+          <w:rtl/>
+        </w:rPr>
+        <w:t>:</w:t>
       </w:r>
     </w:p>
     <w:p>
@@ -662,6 +634,13 @@
         </w:rPr>
         <w:t>כתיבת מבחן / תיקון מבחן</w:t>
       </w:r>
+      <w:r>
+        <w:rPr>
+          <w:rFonts w:hint="cs"/>
+          <w:rtl/>
+        </w:rPr>
+        <w:t xml:space="preserve"> (נדרש מודל כתוב או מתוקן אבל לא בהכרח קורה כאן)</w:t>
+      </w:r>
     </w:p>
     <w:p>
       <w:pPr>
@@ -676,6 +655,22 @@
           <w:rFonts w:hint="cs"/>
           <w:rtl/>
         </w:rPr>
+        <w:t>אישור שר למבחן</w:t>
+      </w:r>
+    </w:p>
+    <w:p>
+      <w:pPr>
+        <w:pStyle w:val="ListParagraph"/>
+        <w:numPr>
+          <w:ilvl w:val="0"/>
+          <w:numId w:val="3"/>
+        </w:numPr>
+      </w:pPr>
+      <w:r>
+        <w:rPr>
+          <w:rFonts w:hint="cs"/>
+          <w:rtl/>
+        </w:rPr>
         <w:t xml:space="preserve"> </w:t>
       </w:r>
       <w:r>
@@ -683,7 +678,272 @@
           <w:rFonts w:hint="cs"/>
           <w:rtl/>
         </w:rPr>
-        <w:t>אישורים:</w:t>
+        <w:t>אישור</w:t>
+      </w:r>
+      <w:r>
+        <w:rPr>
+          <w:rFonts w:hint="cs"/>
+          <w:rtl/>
+        </w:rPr>
+        <w:t xml:space="preserve"> </w:t>
+      </w:r>
+      <w:r>
+        <w:rPr>
+          <w:rFonts w:hint="cs"/>
+          <w:rtl/>
+        </w:rPr>
+        <w:t>משרד המשפטים</w:t>
+      </w:r>
+      <w:r>
+        <w:rPr>
+          <w:rFonts w:hint="cs"/>
+          <w:rtl/>
+        </w:rPr>
+        <w:t xml:space="preserve">  לפרסום להערות ציבור</w:t>
+      </w:r>
+    </w:p>
+    <w:p>
+      <w:pPr>
+        <w:pStyle w:val="ListParagraph"/>
+        <w:numPr>
+          <w:ilvl w:val="0"/>
+          <w:numId w:val="3"/>
+        </w:numPr>
+      </w:pPr>
+      <w:r>
+        <w:rPr>
+          <w:rFonts w:hint="cs"/>
+          <w:rtl/>
+        </w:rPr>
+        <w:t>פרסום ל</w:t>
+      </w:r>
+      <w:r>
+        <w:rPr>
+          <w:rFonts w:hint="cs"/>
+          <w:rtl/>
+        </w:rPr>
+        <w:t>הערות ציבור</w:t>
+      </w:r>
+    </w:p>
+    <w:p>
+      <w:pPr>
+        <w:pStyle w:val="ListParagraph"/>
+        <w:numPr>
+          <w:ilvl w:val="0"/>
+          <w:numId w:val="3"/>
+        </w:numPr>
+      </w:pPr>
+      <w:r>
+        <w:rPr>
+          <w:rFonts w:hint="cs"/>
+          <w:rtl/>
+        </w:rPr>
+        <w:t>דיון בהערות ציבור</w:t>
+      </w:r>
+    </w:p>
+    <w:p>
+      <w:pPr>
+        <w:pStyle w:val="ListParagraph"/>
+        <w:numPr>
+          <w:ilvl w:val="0"/>
+          <w:numId w:val="3"/>
+        </w:numPr>
+        <w:rPr>
+          <w:rtl/>
+        </w:rPr>
+      </w:pPr>
+      <w:r>
+        <w:rPr>
+          <w:rFonts w:hint="cs"/>
+          <w:rtl/>
+        </w:rPr>
+        <w:t>אישור מועצה לאומית לספורט (לפעמים ניתן אישור לפני או במקביל לפרסום, חייב לקרות לפני 7)</w:t>
+      </w:r>
+    </w:p>
+    <w:p>
+      <w:pPr>
+        <w:pStyle w:val="ListParagraph"/>
+        <w:numPr>
+          <w:ilvl w:val="0"/>
+          <w:numId w:val="3"/>
+        </w:numPr>
+      </w:pPr>
+      <w:r>
+        <w:rPr>
+          <w:rFonts w:hint="cs"/>
+          <w:rtl/>
+        </w:rPr>
+        <w:t>אישור  משרד המשפטים</w:t>
+      </w:r>
+      <w:r>
+        <w:rPr>
+          <w:rFonts w:hint="cs"/>
+          <w:rtl/>
+        </w:rPr>
+        <w:t xml:space="preserve"> </w:t>
+      </w:r>
+      <w:r>
+        <w:rPr>
+          <w:rtl/>
+        </w:rPr>
+        <w:t>–</w:t>
+      </w:r>
+      <w:r>
+        <w:rPr>
+          <w:rFonts w:hint="cs"/>
+          <w:rtl/>
+        </w:rPr>
+        <w:t xml:space="preserve"> אישור נוסח המבחן</w:t>
+      </w:r>
+    </w:p>
+    <w:p>
+      <w:pPr>
+        <w:pStyle w:val="ListParagraph"/>
+        <w:numPr>
+          <w:ilvl w:val="0"/>
+          <w:numId w:val="3"/>
+        </w:numPr>
+      </w:pPr>
+      <w:r>
+        <w:rPr>
+          <w:rFonts w:hint="cs"/>
+          <w:rtl/>
+        </w:rPr>
+        <w:t>פרסום ברשומות</w:t>
+      </w:r>
+      <w:r>
+        <w:rPr>
+          <w:rFonts w:hint="cs"/>
+          <w:rtl/>
+        </w:rPr>
+        <w:t xml:space="preserve"> / לגופים </w:t>
+      </w:r>
+      <w:r>
+        <w:rPr>
+          <w:rFonts w:hint="cs"/>
+          <w:rtl/>
+        </w:rPr>
+        <w:t xml:space="preserve">שאינם לפי </w:t>
+      </w:r>
+      <w:r>
+        <w:rPr>
+          <w:rFonts w:hint="cs"/>
+          <w:rtl/>
+        </w:rPr>
+        <w:t>סעיף 3 א'</w:t>
+      </w:r>
+      <w:r>
+        <w:rPr>
+          <w:rFonts w:hint="cs"/>
+          <w:rtl/>
+        </w:rPr>
+        <w:t xml:space="preserve"> (אחרים </w:t>
+      </w:r>
+      <w:r>
+        <w:rPr>
+          <w:rtl/>
+        </w:rPr>
+        <w:t>–</w:t>
+      </w:r>
+      <w:r>
+        <w:rPr>
+          <w:rFonts w:hint="cs"/>
+          <w:rtl/>
+        </w:rPr>
+        <w:t xml:space="preserve"> מוסדות ציבור)</w:t>
+      </w:r>
+      <w:r>
+        <w:rPr>
+          <w:rFonts w:hint="cs"/>
+          <w:rtl/>
+        </w:rPr>
+        <w:t xml:space="preserve"> </w:t>
+      </w:r>
+      <w:r>
+        <w:rPr>
+          <w:rtl/>
+        </w:rPr>
+        <w:t>–</w:t>
+      </w:r>
+      <w:r>
+        <w:rPr>
+          <w:rFonts w:hint="cs"/>
+          <w:rtl/>
+        </w:rPr>
+        <w:t xml:space="preserve"> חתימת מנכ"ל.</w:t>
+      </w:r>
+    </w:p>
+    <w:p>
+      <w:pPr>
+        <w:pStyle w:val="ListParagraph"/>
+        <w:numPr>
+          <w:ilvl w:val="0"/>
+          <w:numId w:val="3"/>
+        </w:numPr>
+      </w:pPr>
+      <w:r>
+        <w:rPr>
+          <w:rFonts w:hint="cs"/>
+          <w:rtl/>
+        </w:rPr>
+        <w:t xml:space="preserve">אישור תקציב לקול קורא (חייב לקרות לפני </w:t>
+      </w:r>
+      <w:r>
+        <w:rPr>
+          <w:rFonts w:hint="cs"/>
+          <w:rtl/>
+        </w:rPr>
+        <w:t>11</w:t>
+      </w:r>
+      <w:r>
+        <w:rPr>
+          <w:rFonts w:hint="cs"/>
+          <w:rtl/>
+        </w:rPr>
+        <w:t>, לעיתים יקרה הרבה לפני ולא בהכרח כ-</w:t>
+      </w:r>
+      <w:r>
+        <w:rPr>
+          <w:rFonts w:hint="cs"/>
+          <w:rtl/>
+        </w:rPr>
+        <w:t>9</w:t>
+      </w:r>
+      <w:r>
+        <w:rPr>
+          <w:rFonts w:hint="cs"/>
+          <w:rtl/>
+        </w:rPr>
+        <w:t>)</w:t>
+      </w:r>
+    </w:p>
+    <w:p>
+      <w:pPr>
+        <w:pStyle w:val="ListParagraph"/>
+        <w:numPr>
+          <w:ilvl w:val="0"/>
+          <w:numId w:val="3"/>
+        </w:numPr>
+      </w:pPr>
+      <w:r>
+        <w:rPr>
+          <w:rFonts w:hint="cs"/>
+          <w:rtl/>
+        </w:rPr>
+        <w:t xml:space="preserve">הקצאת תקנה תקציבית  </w:t>
+      </w:r>
+      <w:r>
+        <w:rPr>
+          <w:rtl/>
+        </w:rPr>
+        <w:t>–</w:t>
+      </w:r>
+      <w:r>
+        <w:rPr>
+          <w:rFonts w:hint="cs"/>
+          <w:rtl/>
+        </w:rPr>
+        <w:t xml:space="preserve"> </w:t>
       </w:r>
     </w:p>
     <w:p>
@@ -699,7 +959,7 @@
           <w:rFonts w:hint="cs"/>
           <w:rtl/>
         </w:rPr>
-        <w:t>מועצה לאומית לספורט</w:t>
+        <w:t>מציאת תקנה תקציבית קיימת / המצאת תקנה חדשה - אישור חשכ"ל לפרסום קול קורא (להוסיף אופציה - לא נדרש)</w:t>
       </w:r>
     </w:p>
     <w:p>
@@ -715,7 +975,7 @@
           <w:rFonts w:hint="cs"/>
           <w:rtl/>
         </w:rPr>
-        <w:t>משרד המשפטים</w:t>
+        <w:t>קבלת מספר קול קורא</w:t>
       </w:r>
     </w:p>
     <w:p>
@@ -725,17 +985,27 @@
           <w:ilvl w:val="0"/>
           <w:numId w:val="3"/>
         </w:numPr>
-        <w:rPr>
-          <w:rFonts w:hint="cs"/>
-          <w:rtl/>
-        </w:rPr>
-      </w:pPr>
-      <w:r>
-        <w:rPr>
-          <w:rFonts w:hint="cs"/>
-          <w:rtl/>
-        </w:rPr>
-        <w:t>הערות ציבור</w:t>
+      </w:pPr>
+      <w:r>
+        <w:rPr>
+          <w:rFonts w:hint="cs"/>
+          <w:rtl/>
+        </w:rPr>
+        <w:t>פרסום קול קורא</w:t>
+      </w:r>
+      <w:r>
+        <w:rPr>
+          <w:rFonts w:hint="cs"/>
+          <w:rtl/>
+        </w:rPr>
+        <w:t xml:space="preserve"> במרכרבה ובאתר המשרד</w:t>
+      </w:r>
+      <w:r>
+        <w:rPr>
+          <w:rFonts w:hint="cs"/>
+          <w:rtl/>
+        </w:rPr>
+        <w:t xml:space="preserve"> (תחילת מבחן קיים)</w:t>
       </w:r>
     </w:p>
     <w:p>
@@ -751,7 +1021,7 @@
           <w:rFonts w:hint="cs"/>
           <w:rtl/>
         </w:rPr>
-        <w:t>אישור  משרד המשפטים</w:t>
+        <w:t>תשלום מקדמות (לפי נוהל שר אוצר)</w:t>
       </w:r>
     </w:p>
     <w:p>
@@ -767,7 +1037,17 @@
           <w:rFonts w:hint="cs"/>
           <w:rtl/>
         </w:rPr>
-        <w:t>פרסום ברשומות</w:t>
+        <w:t xml:space="preserve">מקבלים הגשות </w:t>
+      </w:r>
+      <w:r>
+        <w:t>X</w:t>
+      </w:r>
+      <w:r>
+        <w:rPr>
+          <w:rFonts w:hint="cs"/>
+          <w:rtl/>
+        </w:rPr>
+        <w:t xml:space="preserve"> ימים (מנהלתי ומקצועי)</w:t>
       </w:r>
     </w:p>
     <w:p>
@@ -783,7 +1063,7 @@
           <w:rFonts w:hint="cs"/>
           <w:rtl/>
         </w:rPr>
-        <w:t>פרסום קול קורא (תחילת מבחן קיים)</w:t>
+        <w:t>בדיקות (מנהלתי ומקצועי)</w:t>
       </w:r>
     </w:p>
     <w:p>
@@ -799,17 +1079,7 @@
           <w:rFonts w:hint="cs"/>
           <w:rtl/>
         </w:rPr>
-        <w:t xml:space="preserve">מקבלים הגשות </w:t>
-      </w:r>
-      <w:r>
-        <w:t>X</w:t>
-      </w:r>
-      <w:r>
-        <w:rPr>
-          <w:rFonts w:hint="cs"/>
-          <w:rtl/>
-        </w:rPr>
-        <w:t xml:space="preserve"> ימים (מנהלתי ומקצועי)</w:t>
+        <w:t>וועדה מתכנסת</w:t>
       </w:r>
     </w:p>
     <w:p>
@@ -825,7 +1095,35 @@
           <w:rFonts w:hint="cs"/>
           <w:rtl/>
         </w:rPr>
-        <w:t>בדיקות (מנהלתי ומקצועי)</w:t>
+        <w:t xml:space="preserve">פרסום </w:t>
+      </w:r>
+      <w:r>
+        <w:rPr>
+          <w:rFonts w:hint="cs"/>
+          <w:rtl/>
+        </w:rPr>
+        <w:t>מודל לפני השגות</w:t>
+      </w:r>
+      <w:r>
+        <w:rPr>
+          <w:rFonts w:hint="cs"/>
+          <w:rtl/>
+        </w:rPr>
+        <w:t xml:space="preserve"> לציבור </w:t>
+      </w:r>
+      <w:r>
+        <w:rPr>
+          <w:rFonts w:hint="cs"/>
+          <w:rtl/>
+        </w:rPr>
+        <w:t xml:space="preserve">לפי נוהל השגות </w:t>
+      </w:r>
+      <w:r>
+        <w:rPr>
+          <w:rFonts w:hint="cs"/>
+          <w:rtl/>
+        </w:rPr>
+        <w:t>(לגופים)</w:t>
       </w:r>
     </w:p>
     <w:p>
@@ -841,7 +1139,14 @@
           <w:rFonts w:hint="cs"/>
           <w:rtl/>
         </w:rPr>
-        <w:t>וועדה מתכנסת</w:t>
+        <w:t xml:space="preserve">קבלת </w:t>
+      </w:r>
+      <w:r>
+        <w:rPr>
+          <w:rFonts w:hint="cs"/>
+          <w:rtl/>
+        </w:rPr>
+        <w:t>ערעורים</w:t>
       </w:r>
     </w:p>
     <w:p>
@@ -851,13 +1156,16 @@
           <w:ilvl w:val="0"/>
           <w:numId w:val="3"/>
         </w:numPr>
-      </w:pPr>
-      <w:r>
-        <w:rPr>
-          <w:rFonts w:hint="cs"/>
-          <w:rtl/>
-        </w:rPr>
-        <w:t>פרסום תוצאות ראשונות לציבור (לגופים)</w:t>
+        <w:rPr>
+          <w:rtl/>
+        </w:rPr>
+      </w:pPr>
+      <w:r>
+        <w:rPr>
+          <w:rFonts w:hint="cs"/>
+          <w:rtl/>
+        </w:rPr>
+        <w:t>וועדת תמיכות (דנה בערעורים)</w:t>
       </w:r>
     </w:p>
     <w:p>
@@ -873,7 +1181,7 @@
           <w:rFonts w:hint="cs"/>
           <w:rtl/>
         </w:rPr>
-        <w:t>ערעורים</w:t>
+        <w:t>פרסום מודל סופי</w:t>
       </w:r>
     </w:p>
     <w:p>
@@ -883,19 +1191,139 @@
           <w:ilvl w:val="0"/>
           <w:numId w:val="3"/>
         </w:numPr>
-        <w:rPr>
-          <w:rFonts w:hint="cs"/>
-          <w:rtl/>
-        </w:rPr>
-      </w:pPr>
-      <w:r>
-        <w:rPr>
-          <w:rFonts w:hint="cs"/>
-          <w:rtl/>
-        </w:rPr>
-        <w:t>וועדת תמיכות (דנה בערעורים)</w:t>
-      </w:r>
-    </w:p>
+      </w:pPr>
+    </w:p>
+    <w:p>
+      <w:pPr>
+        <w:pStyle w:val="ListParagraph"/>
+        <w:numPr>
+          <w:ilvl w:val="1"/>
+          <w:numId w:val="1"/>
+        </w:numPr>
+      </w:pPr>
+      <w:r>
+        <w:rPr>
+          <w:rFonts w:hint="cs"/>
+          <w:rtl/>
+        </w:rPr>
+        <w:t xml:space="preserve">פתיחת </w:t>
+      </w:r>
+      <w:r>
+        <w:rPr>
+          <w:rFonts w:hint="cs"/>
+          <w:rtl/>
+        </w:rPr>
+        <w:t>התחייבויות</w:t>
+      </w:r>
+    </w:p>
+    <w:p>
+      <w:pPr>
+        <w:pStyle w:val="ListParagraph"/>
+        <w:numPr>
+          <w:ilvl w:val="1"/>
+          <w:numId w:val="1"/>
+        </w:numPr>
+        <w:rPr>
+          <w:rtl/>
+        </w:rPr>
+      </w:pPr>
+      <w:r>
+        <w:rPr>
+          <w:rFonts w:hint="cs"/>
+          <w:rtl/>
+        </w:rPr>
+        <w:t>שליחת דוח ביצוע לגופים</w:t>
+      </w:r>
+      <w:r>
+        <w:rPr>
+          <w:rFonts w:hint="cs"/>
+          <w:rtl/>
+        </w:rPr>
+        <w:t xml:space="preserve"> (התבנית)</w:t>
+      </w:r>
+    </w:p>
+    <w:p>
+      <w:pPr>
+        <w:rPr>
+          <w:b/>
+          <w:bCs/>
+        </w:rPr>
+      </w:pPr>
+      <w:r>
+        <w:rPr>
+          <w:rFonts w:hint="cs"/>
+          <w:b/>
+          <w:bCs/>
+          <w:rtl/>
+        </w:rPr>
+        <w:t xml:space="preserve">מכאן </w:t>
+      </w:r>
+      <w:r>
+        <w:rPr>
+          <w:b/>
+          <w:bCs/>
+          <w:rtl/>
+        </w:rPr>
+        <w:t>–</w:t>
+      </w:r>
+      <w:r>
+        <w:rPr>
+          <w:rFonts w:hint="cs"/>
+          <w:b/>
+          <w:bCs/>
+          <w:rtl/>
+        </w:rPr>
+        <w:t xml:space="preserve"> מדובר בדיווח פר גוף (</w:t>
+      </w:r>
+      <w:r>
+        <w:rPr>
+          <w:b/>
+          <w:bCs/>
+        </w:rPr>
+        <w:t>X</w:t>
+      </w:r>
+      <w:r>
+        <w:rPr>
+          <w:rFonts w:hint="cs"/>
+          <w:b/>
+          <w:bCs/>
+          <w:rtl/>
+        </w:rPr>
+        <w:t xml:space="preserve"> גופים מתוך </w:t>
+      </w:r>
+      <w:r>
+        <w:rPr>
+          <w:b/>
+          <w:bCs/>
+        </w:rPr>
+        <w:t>Y</w:t>
+      </w:r>
+      <w:r>
+        <w:rPr>
+          <w:rFonts w:hint="cs"/>
+          <w:b/>
+          <w:bCs/>
+          <w:rtl/>
+        </w:rPr>
+        <w:t xml:space="preserve"> שלחו)</w:t>
+      </w:r>
+    </w:p>
+    <w:p>
+      <w:pPr>
+        <w:rPr>
+          <w:rtl/>
+        </w:rPr>
+      </w:pPr>
+      <w:r>
+        <w:rPr>
+          <w:rFonts w:hint="cs"/>
+          <w:highlight w:val="yellow"/>
+          <w:rtl/>
+        </w:rPr>
+        <w:t>לשקול לעצור פה ולהעביר את היתר לשלב ב'</w:t>
+      </w:r>
+    </w:p>
+    <w:p/>
     <w:p>
       <w:pPr>
         <w:pStyle w:val="ListParagraph"/>
@@ -909,7 +1337,7 @@
           <w:rFonts w:hint="cs"/>
           <w:rtl/>
         </w:rPr>
-        <w:t>פרסום מודל סופי</w:t>
+        <w:t>קבלת דוח ביצוע מהגופים</w:t>
       </w:r>
     </w:p>
     <w:p>
@@ -920,6 +1348,306 @@
           <w:numId w:val="3"/>
         </w:numPr>
       </w:pPr>
+      <w:r>
+        <w:rPr>
+          <w:rFonts w:hint="cs"/>
+          <w:rtl/>
+        </w:rPr>
+        <w:t>בדיקת דוח ביצוע מהגופים</w:t>
+      </w:r>
+    </w:p>
+    <w:p>
+      <w:pPr>
+        <w:pStyle w:val="ListParagraph"/>
+        <w:numPr>
+          <w:ilvl w:val="0"/>
+          <w:numId w:val="3"/>
+        </w:numPr>
+        <w:rPr>
+          <w:rtl/>
+        </w:rPr>
+      </w:pPr>
+      <w:r>
+        <w:rPr>
+          <w:rFonts w:hint="cs"/>
+          <w:rtl/>
+        </w:rPr>
+        <w:t>תשלום</w:t>
+      </w:r>
+    </w:p>
+    <w:p>
+      <w:pPr>
+        <w:bidi w:val="0"/>
+        <w:rPr>
+          <w:rtl/>
+        </w:rPr>
+      </w:pPr>
+      <w:r>
+        <w:rPr>
+          <w:rtl/>
+        </w:rPr>
+        <w:br w:type="page"/>
+      </w:r>
+    </w:p>
+    <w:p>
+      <w:pPr>
+        <w:tabs>
+          <w:tab w:val="left" w:pos="1466"/>
+        </w:tabs>
+        <w:rPr>
+          <w:rtl/>
+        </w:rPr>
+      </w:pPr>
+      <w:r>
+        <w:rPr>
+          <w:rFonts w:hint="cs"/>
+          <w:rtl/>
+        </w:rPr>
+        <w:lastRenderedPageBreak/>
+        <w:t>מהפגישה עם יואב:</w:t>
+      </w:r>
+    </w:p>
+    <w:p>
+      <w:pPr>
+        <w:tabs>
+          <w:tab w:val="left" w:pos="1466"/>
+        </w:tabs>
+        <w:rPr>
+          <w:rtl/>
+        </w:rPr>
+      </w:pPr>
+      <w:r>
+        <w:rPr>
+          <w:rFonts w:hint="cs"/>
+          <w:rtl/>
+        </w:rPr>
+        <w:t>מתקנים:</w:t>
+      </w:r>
+    </w:p>
+    <w:p>
+      <w:pPr>
+        <w:tabs>
+          <w:tab w:val="left" w:pos="1466"/>
+        </w:tabs>
+        <w:rPr>
+          <w:rtl/>
+        </w:rPr>
+      </w:pPr>
+    </w:p>
+    <w:p>
+      <w:pPr>
+        <w:pStyle w:val="ListParagraph"/>
+        <w:numPr>
+          <w:ilvl w:val="0"/>
+          <w:numId w:val="4"/>
+        </w:numPr>
+      </w:pPr>
+      <w:r>
+        <w:rPr>
+          <w:rFonts w:hint="cs"/>
+          <w:rtl/>
+        </w:rPr>
+        <w:t>כתיבת מבחן / תיקון מבחן (נדרש מודל כתוב או מתוקן אבל לא בהכרח קורה כאן)</w:t>
+      </w:r>
+    </w:p>
+    <w:p>
+      <w:pPr>
+        <w:pStyle w:val="ListParagraph"/>
+        <w:numPr>
+          <w:ilvl w:val="0"/>
+          <w:numId w:val="4"/>
+        </w:numPr>
+      </w:pPr>
+      <w:r>
+        <w:rPr>
+          <w:rFonts w:hint="cs"/>
+          <w:rtl/>
+        </w:rPr>
+        <w:t>אישור שר למבחן</w:t>
+      </w:r>
+    </w:p>
+    <w:p>
+      <w:pPr>
+        <w:pStyle w:val="ListParagraph"/>
+        <w:numPr>
+          <w:ilvl w:val="0"/>
+          <w:numId w:val="4"/>
+        </w:numPr>
+      </w:pPr>
+      <w:r>
+        <w:rPr>
+          <w:rFonts w:hint="cs"/>
+          <w:rtl/>
+        </w:rPr>
+        <w:t xml:space="preserve"> אישור משרד המשפטים  לפרסום להערות ציבור</w:t>
+      </w:r>
+    </w:p>
+    <w:p>
+      <w:pPr>
+        <w:pStyle w:val="ListParagraph"/>
+        <w:numPr>
+          <w:ilvl w:val="0"/>
+          <w:numId w:val="4"/>
+        </w:numPr>
+      </w:pPr>
+      <w:r>
+        <w:rPr>
+          <w:rFonts w:hint="cs"/>
+          <w:rtl/>
+        </w:rPr>
+        <w:t>פרסום להערות ציבור</w:t>
+      </w:r>
+    </w:p>
+    <w:p>
+      <w:pPr>
+        <w:pStyle w:val="ListParagraph"/>
+        <w:numPr>
+          <w:ilvl w:val="0"/>
+          <w:numId w:val="4"/>
+        </w:numPr>
+      </w:pPr>
+      <w:r>
+        <w:rPr>
+          <w:rFonts w:hint="cs"/>
+          <w:rtl/>
+        </w:rPr>
+        <w:t>דיון בהערות ציבור</w:t>
+      </w:r>
+    </w:p>
+    <w:p>
+      <w:pPr>
+        <w:pStyle w:val="ListParagraph"/>
+        <w:numPr>
+          <w:ilvl w:val="0"/>
+          <w:numId w:val="4"/>
+        </w:numPr>
+        <w:rPr>
+          <w:rtl/>
+        </w:rPr>
+      </w:pPr>
+      <w:r>
+        <w:rPr>
+          <w:rFonts w:hint="cs"/>
+          <w:rtl/>
+        </w:rPr>
+        <w:t>אישור מועצה לאומית לספורט (לפעמים ניתן אישור לפני או במקביל לפרסום, חייב לקרות לפני 7)</w:t>
+      </w:r>
+    </w:p>
+    <w:p>
+      <w:pPr>
+        <w:pStyle w:val="ListParagraph"/>
+        <w:numPr>
+          <w:ilvl w:val="0"/>
+          <w:numId w:val="4"/>
+        </w:numPr>
+      </w:pPr>
+      <w:r>
+        <w:rPr>
+          <w:rFonts w:hint="cs"/>
+          <w:rtl/>
+        </w:rPr>
+        <w:t xml:space="preserve">אישור  משרד המשפטים </w:t>
+      </w:r>
+      <w:r>
+        <w:rPr>
+          <w:rtl/>
+        </w:rPr>
+        <w:t>–</w:t>
+      </w:r>
+      <w:r>
+        <w:rPr>
+          <w:rFonts w:hint="cs"/>
+          <w:rtl/>
+        </w:rPr>
+        <w:t xml:space="preserve"> אישור נוסח המבחן</w:t>
+      </w:r>
+    </w:p>
+    <w:p>
+      <w:pPr>
+        <w:pStyle w:val="ListParagraph"/>
+        <w:numPr>
+          <w:ilvl w:val="0"/>
+          <w:numId w:val="4"/>
+        </w:numPr>
+      </w:pPr>
+      <w:r>
+        <w:rPr>
+          <w:rFonts w:hint="cs"/>
+          <w:rtl/>
+        </w:rPr>
+        <w:t xml:space="preserve">פרסום ברשומות / לגופים שאינם לפי סעיף 3 א' (אחרים </w:t>
+      </w:r>
+      <w:r>
+        <w:rPr>
+          <w:rtl/>
+        </w:rPr>
+        <w:t>–</w:t>
+      </w:r>
+      <w:r>
+        <w:rPr>
+          <w:rFonts w:hint="cs"/>
+          <w:rtl/>
+        </w:rPr>
+        <w:t xml:space="preserve"> מוסדות ציבור) </w:t>
+      </w:r>
+      <w:r>
+        <w:rPr>
+          <w:rtl/>
+        </w:rPr>
+        <w:t>–</w:t>
+      </w:r>
+      <w:r>
+        <w:rPr>
+          <w:rFonts w:hint="cs"/>
+          <w:rtl/>
+        </w:rPr>
+        <w:t xml:space="preserve"> חתימת מנכ"ל.</w:t>
+      </w:r>
+    </w:p>
+    <w:p>
+      <w:pPr>
+        <w:pStyle w:val="ListParagraph"/>
+        <w:numPr>
+          <w:ilvl w:val="0"/>
+          <w:numId w:val="4"/>
+        </w:numPr>
+      </w:pPr>
+      <w:r>
+        <w:rPr>
+          <w:rFonts w:hint="cs"/>
+          <w:rtl/>
+        </w:rPr>
+        <w:t>אישור תקציב לקול קורא (חייב לקרות לפני 11, לעיתים יקרה הרבה לפני ולא בהכרח כ-9)</w:t>
+      </w:r>
+    </w:p>
+    <w:p>
+      <w:pPr>
+        <w:pStyle w:val="ListParagraph"/>
+        <w:numPr>
+          <w:ilvl w:val="0"/>
+          <w:numId w:val="4"/>
+        </w:numPr>
+      </w:pPr>
+      <w:r>
+        <w:rPr>
+          <w:rFonts w:hint="cs"/>
+          <w:rtl/>
+        </w:rPr>
+        <w:t xml:space="preserve">הקצאת תקנה תקציבית  </w:t>
+      </w:r>
+      <w:r>
+        <w:rPr>
+          <w:rtl/>
+        </w:rPr>
+        <w:t>–</w:t>
+      </w:r>
+      <w:r>
+        <w:rPr>
+          <w:rFonts w:hint="cs"/>
+          <w:rtl/>
+        </w:rPr>
+        <w:t xml:space="preserve"> </w:t>
+      </w:r>
     </w:p>
     <w:p>
       <w:pPr>
@@ -934,7 +1662,7 @@
           <w:rFonts w:hint="cs"/>
           <w:rtl/>
         </w:rPr>
-        <w:t>פתיחת הרשאות לחיוב</w:t>
+        <w:t>מציאת תקנה תקציבית קיימת / המצאת תקנה חדשה - אישור חשכ"ל לפרסום קול קורא (להוסיף אופציה - לא נדרש)</w:t>
       </w:r>
     </w:p>
     <w:p>
@@ -950,32 +1678,419 @@
           <w:rFonts w:hint="cs"/>
           <w:rtl/>
         </w:rPr>
-        <w:t>שליחת דוח ביצוע לגופים</w:t>
-      </w:r>
-    </w:p>
-    <w:p>
-      <w:pPr>
-        <w:pStyle w:val="ListParagraph"/>
-        <w:ind w:left="1440"/>
-      </w:pPr>
+        <w:t>קבלת מספר קול קורא</w:t>
+      </w:r>
     </w:p>
     <w:p>
       <w:pPr>
         <w:pStyle w:val="ListParagraph"/>
         <w:numPr>
           <w:ilvl w:val="0"/>
-          <w:numId w:val="3"/>
+          <w:numId w:val="4"/>
         </w:numPr>
-        <w:rPr>
-          <w:rtl/>
-        </w:rPr>
-      </w:pPr>
-      <w:r>
-        <w:rPr>
-          <w:rFonts w:hint="cs"/>
-          <w:rtl/>
-        </w:rPr>
-        <w:t>תשלום</w:t>
+      </w:pPr>
+      <w:r>
+        <w:rPr>
+          <w:rFonts w:hint="cs"/>
+          <w:rtl/>
+        </w:rPr>
+        <w:t>פרסום קול קורא במרכרבה ובאתר המשרד (תחילת מבחן קיים)</w:t>
+      </w:r>
+    </w:p>
+    <w:p>
+      <w:pPr>
+        <w:pStyle w:val="ListParagraph"/>
+        <w:numPr>
+          <w:ilvl w:val="0"/>
+          <w:numId w:val="4"/>
+        </w:numPr>
+      </w:pPr>
+      <w:r>
+        <w:rPr>
+          <w:rFonts w:hint="cs"/>
+          <w:rtl/>
+        </w:rPr>
+        <w:t xml:space="preserve">מקבלים הגשות </w:t>
+      </w:r>
+      <w:r>
+        <w:t>X</w:t>
+      </w:r>
+      <w:r>
+        <w:rPr>
+          <w:rFonts w:hint="cs"/>
+          <w:rtl/>
+        </w:rPr>
+        <w:t xml:space="preserve"> ימים (מנהלתי ומקצועי)</w:t>
+      </w:r>
+    </w:p>
+    <w:p>
+      <w:pPr>
+        <w:pStyle w:val="ListParagraph"/>
+        <w:numPr>
+          <w:ilvl w:val="0"/>
+          <w:numId w:val="4"/>
+        </w:numPr>
+      </w:pPr>
+      <w:r>
+        <w:rPr>
+          <w:rFonts w:hint="cs"/>
+          <w:rtl/>
+        </w:rPr>
+        <w:t>בדיקות (מנהלתי ומקצועי)</w:t>
+      </w:r>
+    </w:p>
+    <w:p>
+      <w:pPr>
+        <w:pStyle w:val="ListParagraph"/>
+        <w:numPr>
+          <w:ilvl w:val="0"/>
+          <w:numId w:val="4"/>
+        </w:numPr>
+      </w:pPr>
+      <w:r>
+        <w:rPr>
+          <w:rFonts w:hint="cs"/>
+          <w:rtl/>
+        </w:rPr>
+        <w:t>וועדה מתכנסת</w:t>
+      </w:r>
+    </w:p>
+    <w:p>
+      <w:pPr>
+        <w:pStyle w:val="ListParagraph"/>
+        <w:numPr>
+          <w:ilvl w:val="0"/>
+          <w:numId w:val="4"/>
+        </w:numPr>
+      </w:pPr>
+      <w:r>
+        <w:rPr>
+          <w:rFonts w:hint="cs"/>
+          <w:rtl/>
+        </w:rPr>
+        <w:t>פרסום מודל לפני השגות לציבור לפי נוהל השגות (לגופים)</w:t>
+      </w:r>
+    </w:p>
+    <w:p>
+      <w:pPr>
+        <w:pStyle w:val="ListParagraph"/>
+        <w:numPr>
+          <w:ilvl w:val="0"/>
+          <w:numId w:val="4"/>
+        </w:numPr>
+      </w:pPr>
+      <w:r>
+        <w:rPr>
+          <w:rFonts w:hint="cs"/>
+          <w:rtl/>
+        </w:rPr>
+        <w:t>קבלת ערעורים</w:t>
+      </w:r>
+    </w:p>
+    <w:p>
+      <w:pPr>
+        <w:pStyle w:val="ListParagraph"/>
+        <w:numPr>
+          <w:ilvl w:val="0"/>
+          <w:numId w:val="4"/>
+        </w:numPr>
+        <w:rPr>
+          <w:rtl/>
+        </w:rPr>
+      </w:pPr>
+      <w:r>
+        <w:rPr>
+          <w:rFonts w:hint="cs"/>
+          <w:rtl/>
+        </w:rPr>
+        <w:t>וועדת תמיכות (דנה בערעורים)</w:t>
+      </w:r>
+    </w:p>
+    <w:p>
+      <w:pPr>
+        <w:pStyle w:val="ListParagraph"/>
+        <w:numPr>
+          <w:ilvl w:val="0"/>
+          <w:numId w:val="4"/>
+        </w:numPr>
+      </w:pPr>
+      <w:r>
+        <w:rPr>
+          <w:rFonts w:hint="cs"/>
+          <w:rtl/>
+        </w:rPr>
+        <w:t>פרסום מודל סופי</w:t>
+      </w:r>
+    </w:p>
+    <w:p>
+      <w:pPr>
+        <w:pStyle w:val="ListParagraph"/>
+        <w:numPr>
+          <w:ilvl w:val="0"/>
+          <w:numId w:val="4"/>
+        </w:numPr>
+      </w:pPr>
+      <w:r>
+        <w:rPr>
+          <w:rFonts w:hint="cs"/>
+          <w:rtl/>
+        </w:rPr>
+        <w:t xml:space="preserve">פתיחת </w:t>
+      </w:r>
+      <w:r>
+        <w:rPr>
+          <w:rFonts w:hint="cs"/>
+          <w:rtl/>
+        </w:rPr>
+        <w:t>הרשאות להתחייב, כולל אבני הדרך.</w:t>
+      </w:r>
+    </w:p>
+    <w:p>
+      <w:pPr>
+        <w:pStyle w:val="ListParagraph"/>
+        <w:numPr>
+          <w:ilvl w:val="0"/>
+          <w:numId w:val="4"/>
+        </w:numPr>
+        <w:rPr>
+          <w:color w:val="EE0000"/>
+          <w:rtl/>
+        </w:rPr>
+      </w:pPr>
+      <w:r>
+        <w:rPr>
+          <w:rFonts w:hint="cs"/>
+          <w:color w:val="EE0000"/>
+          <w:rtl/>
+        </w:rPr>
+        <w:t>שליחת דוח ביצוע לגופים (התבנית)</w:t>
+      </w:r>
+      <w:r>
+        <w:rPr>
+          <w:rFonts w:hint="cs"/>
+          <w:color w:val="EE0000"/>
+          <w:rtl/>
+        </w:rPr>
+        <w:t xml:space="preserve"> </w:t>
+      </w:r>
+      <w:r>
+        <w:rPr>
+          <w:rFonts w:hint="cs"/>
+          <w:rtl/>
+        </w:rPr>
+        <w:t>לחדד מול אבי במיוחד את עניין אבני הדרך</w:t>
+      </w:r>
+    </w:p>
+    <w:p>
+      <w:pPr>
+        <w:rPr>
+          <w:rtl/>
+        </w:rPr>
+      </w:pPr>
+      <w:r>
+        <w:rPr>
+          <w:rFonts w:hint="cs"/>
+          <w:highlight w:val="yellow"/>
+          <w:rtl/>
+        </w:rPr>
+        <w:t xml:space="preserve">מכאן  </w:t>
+      </w:r>
+      <w:r>
+        <w:rPr>
+          <w:rFonts w:hint="cs"/>
+          <w:highlight w:val="yellow"/>
+          <w:rtl/>
+        </w:rPr>
+        <w:t>ולהעביר את היתר לשלב ב'</w:t>
+      </w:r>
+    </w:p>
+    <w:p>
+      <w:pPr>
+        <w:rPr>
+          <w:rtl/>
+        </w:rPr>
+      </w:pPr>
+    </w:p>
+    <w:p>
+      <w:pPr>
+        <w:rPr>
+          <w:rtl/>
+        </w:rPr>
+      </w:pPr>
+      <w:r>
+        <w:rPr>
+          <w:rFonts w:hint="cs"/>
+          <w:rtl/>
+        </w:rPr>
+        <w:t>כל קול קורא מסווג לאשכול בהתאם לתוכנית שנקבעה, כל עוד זאת התוכנית חשוב מאוד לדעת האם מתקן הוא: הישגי/קהילתי/תחרותי</w:t>
+      </w:r>
+    </w:p>
+    <w:p>
+      <w:pPr>
+        <w:rPr>
+          <w:rtl/>
+        </w:rPr>
+      </w:pPr>
+    </w:p>
+    <w:p>
+      <w:pPr>
+        <w:rPr>
+          <w:rtl/>
+        </w:rPr>
+      </w:pPr>
+      <w:r>
+        <w:rPr>
+          <w:rFonts w:hint="cs"/>
+          <w:rtl/>
+        </w:rPr>
+        <w:t>הקלה על העבודה השוטפת:</w:t>
+      </w:r>
+    </w:p>
+    <w:p>
+      <w:pPr>
+        <w:rPr>
+          <w:rtl/>
+        </w:rPr>
+      </w:pPr>
+      <w:r>
+        <w:rPr>
+          <w:rFonts w:hint="cs"/>
+          <w:rtl/>
+        </w:rPr>
+        <w:t>קובץ כזה יכול להיות משותף וכל אחד יכול לעדכן.</w:t>
+      </w:r>
+    </w:p>
+    <w:p>
+      <w:pPr>
+        <w:rPr>
+          <w:rtl/>
+        </w:rPr>
+      </w:pPr>
+      <w:r>
+        <w:rPr>
+          <w:rFonts w:hint="cs"/>
+          <w:rtl/>
+        </w:rPr>
+        <w:t xml:space="preserve">אם כל מנהל צריך לעדכן אחת לשבוע (תחליף של כפתור ללא שינוי) </w:t>
+      </w:r>
+      <w:r>
+        <w:rPr>
+          <w:rtl/>
+        </w:rPr>
+        <w:t>–</w:t>
+      </w:r>
+      <w:r>
+        <w:rPr>
+          <w:rFonts w:hint="cs"/>
+          <w:rtl/>
+        </w:rPr>
+        <w:t xml:space="preserve"> מעקב אחר שינויים </w:t>
+      </w:r>
+      <w:r>
+        <w:rPr>
+          <w:rtl/>
+        </w:rPr>
+        <w:t>–</w:t>
+      </w:r>
+      <w:r>
+        <w:rPr>
+          <w:rFonts w:hint="cs"/>
+          <w:rtl/>
+        </w:rPr>
+        <w:t xml:space="preserve"> יואב יראה בדיוק איפה השינוי (תא ששונה שיהפוך לאחד בצבע אחר)</w:t>
+      </w:r>
+    </w:p>
+    <w:p>
+      <w:pPr>
+        <w:rPr>
+          <w:rtl/>
+        </w:rPr>
+      </w:pPr>
+      <w:r>
+        <w:rPr>
+          <w:rFonts w:hint="cs"/>
+          <w:rtl/>
+        </w:rPr>
+        <w:lastRenderedPageBreak/>
+        <w:t>האם מאנדיי? כל המנהלים שונאים את מאנדיי. יואב אומר כל סכום שמשלמים על מאנדיי, ככלל המשרד לא עובד עם מאנדיי.</w:t>
+      </w:r>
+    </w:p>
+    <w:p>
+      <w:pPr>
+        <w:rPr>
+          <w:rtl/>
+        </w:rPr>
+      </w:pPr>
+      <w:r>
+        <w:rPr>
+          <w:rFonts w:hint="cs"/>
+          <w:rtl/>
+        </w:rPr>
+        <w:t>יואב ניסה לבצע פרויקט לדוגמה בתהליך סופר פשוט של תהליך רכש, וזה תהליך שהוא רציף ותלוי ביצוע. אך אחד לא התגייס לעניין והוא נפל.</w:t>
+      </w:r>
+    </w:p>
+    <w:p>
+      <w:pPr>
+        <w:rPr>
+          <w:rtl/>
+        </w:rPr>
+      </w:pPr>
+    </w:p>
+    <w:p>
+      <w:r>
+        <w:rPr>
+          <w:rFonts w:hint="cs"/>
+          <w:rtl/>
+        </w:rPr>
+        <w:t xml:space="preserve">שני דברים מיואב </w:t>
+      </w:r>
+      <w:r>
+        <w:rPr>
+          <w:rtl/>
+        </w:rPr>
+        <w:t>–</w:t>
+      </w:r>
+      <w:r>
+        <w:rPr>
+          <w:rFonts w:hint="cs"/>
+          <w:rtl/>
+        </w:rPr>
+        <w:t xml:space="preserve"> לעבור עם כלנית על מסמך הוורד בשביל לראות שהוא מדויק ומלא.</w:t>
+      </w:r>
+    </w:p>
+    <w:p>
+      <w:pPr>
+        <w:bidi w:val="0"/>
+        <w:rPr>
+          <w:rtl/>
+        </w:rPr>
+      </w:pPr>
+      <w:r>
+        <w:rPr>
+          <w:rtl/>
+        </w:rPr>
+        <w:br w:type="page"/>
+      </w:r>
+      <w:r>
+        <w:rPr>
+          <w:rFonts w:hint="cs"/>
+          <w:rtl/>
+        </w:rPr>
+        <w:lastRenderedPageBreak/>
+        <w:t xml:space="preserve">עיקר העדכונים הם לאחר פרסום הקול הקורא, שם יש את וועדת הערעורים. תאריכי וועדות התמיכות </w:t>
+      </w:r>
+      <w:r>
+        <w:rPr>
+          <w:rtl/>
+        </w:rPr>
+        <w:t>–</w:t>
+      </w:r>
+      <w:r>
+        <w:rPr>
+          <w:rFonts w:hint="cs"/>
+          <w:rtl/>
+        </w:rPr>
+        <w:t xml:space="preserve"> לא משוכנע מי קובע את סדר היום.</w:t>
       </w:r>
     </w:p>
     <w:p>
@@ -987,6 +2102,26 @@
           <w:rtl/>
         </w:rPr>
       </w:pPr>
+      <w:r>
+        <w:rPr>
+          <w:rFonts w:hint="cs"/>
+          <w:rtl/>
+        </w:rPr>
+        <w:t xml:space="preserve">אם האחריות על מועד וסדר היום </w:t>
+      </w:r>
+      <w:r>
+        <w:rPr>
+          <w:rtl/>
+        </w:rPr>
+        <w:t>–</w:t>
+      </w:r>
+      <w:r>
+        <w:rPr>
+          <w:rFonts w:hint="cs"/>
+          <w:rtl/>
+        </w:rPr>
+        <w:t xml:space="preserve"> אז מנהל הוועדה יוכל הכי טוב.</w:t>
+      </w:r>
     </w:p>
     <w:p>
       <w:pPr>
@@ -997,29 +2132,6 @@
           <w:rtl/>
         </w:rPr>
       </w:pPr>
-      <w:r>
-        <w:rPr>
-          <w:rFonts w:hint="cs"/>
-          <w:rtl/>
-        </w:rPr>
-        <w:t>באקסל כל משבצת תקבל גוף (מנהל, לשכה משפטית) עובד אחראי (</w:t>
-      </w:r>
-      <w:proofErr w:type="spellStart"/>
-      <w:r>
-        <w:rPr>
-          <w:rFonts w:hint="cs"/>
-          <w:rtl/>
-        </w:rPr>
-        <w:t>עינבל</w:t>
-      </w:r>
-      <w:proofErr w:type="spellEnd"/>
-      <w:r>
-        <w:rPr>
-          <w:rFonts w:hint="cs"/>
-          <w:rtl/>
-        </w:rPr>
-        <w:t xml:space="preserve"> למשל).</w:t>
-      </w:r>
     </w:p>
     <w:p>
       <w:pPr>
@@ -1035,7 +2147,20 @@
           <w:rFonts w:hint="cs"/>
           <w:rtl/>
         </w:rPr>
-        <w:t>כפתור לחיצה של אין שינוי.</w:t>
+        <w:t xml:space="preserve">מבחינה בסיסית ועקרונית </w:t>
+      </w:r>
+      <w:r>
+        <w:rPr>
+          <w:rtl/>
+        </w:rPr>
+        <w:t>–</w:t>
+      </w:r>
+      <w:r>
+        <w:rPr>
+          <w:rFonts w:hint="cs"/>
+          <w:rtl/>
+        </w:rPr>
+        <w:t xml:space="preserve"> הן אינם התחייבויות אלא הרשאות להתחייב.</w:t>
       </w:r>
     </w:p>
     <w:p>
@@ -1052,7 +2177,7 @@
           <w:rFonts w:hint="cs"/>
           <w:rtl/>
         </w:rPr>
-        <w:t xml:space="preserve">תדירות דיווח </w:t>
+        <w:t xml:space="preserve">קודם כל </w:t>
       </w:r>
       <w:r>
         <w:rPr>
@@ -1065,14 +2190,17 @@
           <w:rFonts w:hint="cs"/>
           <w:rtl/>
         </w:rPr>
-        <w:t xml:space="preserve"> עדכונים עד חמישי ב-10:00</w:t>
-      </w:r>
-      <w:r>
-        <w:rPr>
-          <w:rFonts w:hint="cs"/>
-          <w:rtl/>
-        </w:rPr>
-        <w:t>.</w:t>
+        <w:t xml:space="preserve"> כל הקולות הקוראים בתחום המתקנים נדרשים להיות מבוססים על תוכנית המתקנים שמפורסמת ברשומות, אמורים להכין אותה ולבחון אותה אחת למספר שנים כפי שנקבע בחוק הספורט. היא מהווה את המסגרת של הקולות קוראים ל</w:t>
+      </w:r>
+      <w:r>
+        <w:t>X</w:t>
+      </w:r>
+      <w:r>
+        <w:rPr>
+          <w:rFonts w:hint="cs"/>
+          <w:rtl/>
+        </w:rPr>
+        <w:t xml:space="preserve"> שנים קדימה.</w:t>
       </w:r>
     </w:p>
     <w:p>
@@ -1084,6 +2212,13 @@
           <w:rtl/>
         </w:rPr>
       </w:pPr>
+      <w:r>
+        <w:rPr>
+          <w:rFonts w:hint="cs"/>
+          <w:rtl/>
+        </w:rPr>
+        <w:t>לא ניתן לפרסם קול קורא אלא אם הוא נכלל בתכנית המתקנים.</w:t>
+      </w:r>
     </w:p>
     <w:p>
       <w:pPr>
@@ -1094,26 +2229,6 @@
           <w:rtl/>
         </w:rPr>
       </w:pPr>
-      <w:r>
-        <w:rPr>
-          <w:rFonts w:hint="cs"/>
-          <w:rtl/>
-        </w:rPr>
-        <w:t xml:space="preserve">מגבלה </w:t>
-      </w:r>
-      <w:r>
-        <w:rPr>
-          <w:rtl/>
-        </w:rPr>
-        <w:t>–</w:t>
-      </w:r>
-      <w:r>
-        <w:rPr>
-          <w:rFonts w:hint="cs"/>
-          <w:rtl/>
-        </w:rPr>
-        <w:t xml:space="preserve"> סטטוס מורן-כפיר ראשון.</w:t>
-      </w:r>
     </w:p>
     <w:p>
       <w:pPr>
@@ -1124,19 +2239,25 @@
           <w:rtl/>
         </w:rPr>
       </w:pPr>
-    </w:p>
-    <w:p>
-      <w:pPr>
-        <w:bidi w:val="0"/>
-        <w:rPr>
-          <w:rtl/>
-        </w:rPr>
-      </w:pPr>
-      <w:r>
-        <w:rPr>
-          <w:rtl/>
-        </w:rPr>
-        <w:br w:type="page"/>
+      <w:r>
+        <w:rPr>
+          <w:rFonts w:hint="cs"/>
+          <w:rtl/>
+        </w:rPr>
+        <w:t xml:space="preserve">מטרות תמיכה </w:t>
+      </w:r>
+      <w:r>
+        <w:rPr>
+          <w:rtl/>
+        </w:rPr>
+        <w:t>–</w:t>
+      </w:r>
+      <w:r>
+        <w:rPr>
+          <w:rFonts w:hint="cs"/>
+          <w:rtl/>
+        </w:rPr>
+        <w:t xml:space="preserve"> למי זה מיועד ללפי מטרות.</w:t>
       </w:r>
     </w:p>
     <w:p>
@@ -1150,7 +2271,328 @@
       </w:pPr>
       <w:r>
         <w:rPr>
+          <w:rFonts w:hint="cs"/>
+          <w:rtl/>
+        </w:rPr>
+        <w:t xml:space="preserve">מבחן תמיכה </w:t>
+      </w:r>
+      <w:r>
+        <w:rPr>
+          <w:rtl/>
+        </w:rPr>
+        <w:t>–</w:t>
+      </w:r>
+      <w:r>
+        <w:rPr>
+          <w:rFonts w:hint="cs"/>
+          <w:rtl/>
+        </w:rPr>
+        <w:t xml:space="preserve"> קיים לפעמים ועובר את אותם השלבים, פה צריך גם להכין תיק מוצר ומפרט טכני.</w:t>
+      </w:r>
+    </w:p>
+    <w:p>
+      <w:pPr>
+        <w:tabs>
+          <w:tab w:val="left" w:pos="1466"/>
+        </w:tabs>
+        <w:rPr>
+          <w:rtl/>
+        </w:rPr>
+      </w:pPr>
+      <w:r>
+        <w:rPr>
+          <w:rFonts w:hint="cs"/>
+          <w:rtl/>
+        </w:rPr>
+        <w:t>מבחני התמיכה מתוזמנים לפי תוכנית המתקנים הכללית.</w:t>
+      </w:r>
+    </w:p>
+    <w:p>
+      <w:pPr>
+        <w:tabs>
+          <w:tab w:val="left" w:pos="1466"/>
+        </w:tabs>
+        <w:rPr>
+          <w:rtl/>
+        </w:rPr>
+      </w:pPr>
+    </w:p>
+    <w:p>
+      <w:pPr>
+        <w:tabs>
+          <w:tab w:val="left" w:pos="1466"/>
+        </w:tabs>
+        <w:rPr>
+          <w:rtl/>
+        </w:rPr>
+      </w:pPr>
+    </w:p>
+    <w:p>
+      <w:pPr>
+        <w:tabs>
+          <w:tab w:val="left" w:pos="1466"/>
+        </w:tabs>
+        <w:rPr>
+          <w:rtl/>
+        </w:rPr>
+      </w:pPr>
+    </w:p>
+    <w:p>
+      <w:pPr>
+        <w:tabs>
+          <w:tab w:val="left" w:pos="1466"/>
+        </w:tabs>
+        <w:rPr>
+          <w:rtl/>
+        </w:rPr>
+      </w:pPr>
+    </w:p>
+    <w:p>
+      <w:pPr>
+        <w:tabs>
+          <w:tab w:val="left" w:pos="1466"/>
+        </w:tabs>
+        <w:rPr>
+          <w:rtl/>
+        </w:rPr>
+      </w:pPr>
+    </w:p>
+    <w:p>
+      <w:pPr>
+        <w:tabs>
+          <w:tab w:val="left" w:pos="1466"/>
+        </w:tabs>
+        <w:rPr>
+          <w:rtl/>
+        </w:rPr>
+      </w:pPr>
+      <w:r>
+        <w:rPr>
+          <w:rFonts w:hint="cs"/>
+          <w:rtl/>
+        </w:rPr>
+        <w:t>להוסיף תקציב כנתון ותאריך עדכון לתקציב</w:t>
+      </w:r>
+    </w:p>
+    <w:p>
+      <w:pPr>
+        <w:tabs>
+          <w:tab w:val="left" w:pos="1466"/>
+        </w:tabs>
+        <w:rPr>
+          <w:rtl/>
+        </w:rPr>
+      </w:pPr>
+      <w:r>
+        <w:rPr>
+          <w:rFonts w:hint="cs"/>
+          <w:rtl/>
+        </w:rPr>
+        <w:t>צפי בקשות ומספר בקשות חייב להופיע.</w:t>
+      </w:r>
+    </w:p>
+    <w:p>
+      <w:pPr>
+        <w:tabs>
+          <w:tab w:val="left" w:pos="1466"/>
+        </w:tabs>
+        <w:rPr>
+          <w:rtl/>
+        </w:rPr>
+      </w:pPr>
+      <w:r>
+        <w:rPr>
+          <w:rFonts w:hint="cs"/>
+          <w:rtl/>
+        </w:rPr>
+        <w:t>להופיע מקדמות ששולמו.</w:t>
+      </w:r>
+    </w:p>
+    <w:p>
+      <w:pPr>
+        <w:tabs>
+          <w:tab w:val="left" w:pos="1466"/>
+        </w:tabs>
+        <w:rPr>
+          <w:rtl/>
+        </w:rPr>
+      </w:pPr>
+    </w:p>
+    <w:p>
+      <w:pPr>
+        <w:tabs>
+          <w:tab w:val="left" w:pos="1466"/>
+        </w:tabs>
+        <w:rPr>
+          <w:rtl/>
+        </w:rPr>
+      </w:pPr>
+      <w:r>
+        <w:rPr>
+          <w:rFonts w:hint="cs"/>
+          <w:rtl/>
+        </w:rPr>
+        <w:t>מועד פרסום שיהיה צפי/מועד פרסום בסוף.</w:t>
+      </w:r>
+    </w:p>
+    <w:p>
+      <w:pPr>
+        <w:tabs>
+          <w:tab w:val="left" w:pos="1466"/>
+        </w:tabs>
+        <w:rPr>
+          <w:rtl/>
+        </w:rPr>
+      </w:pPr>
+    </w:p>
+    <w:p>
+      <w:pPr>
+        <w:tabs>
+          <w:tab w:val="left" w:pos="1466"/>
+        </w:tabs>
+        <w:rPr>
+          <w:rtl/>
+        </w:rPr>
+      </w:pPr>
+      <w:r>
+        <w:rPr>
+          <w:rFonts w:hint="cs"/>
+          <w:rtl/>
+        </w:rPr>
+        <w:t>באקסל כל משבצת תקבל גוף (מנהל, לשכה משפטית) עובד אחראי (עינבל למשל).</w:t>
+      </w:r>
+    </w:p>
+    <w:p>
+      <w:pPr>
+        <w:tabs>
+          <w:tab w:val="left" w:pos="1466"/>
+        </w:tabs>
+        <w:rPr>
+          <w:rtl/>
+        </w:rPr>
+      </w:pPr>
+      <w:r>
+        <w:rPr>
+          <w:rFonts w:hint="cs"/>
+          <w:rtl/>
+        </w:rPr>
+        <w:t>כפתור לחיצה של אין שינוי.</w:t>
+      </w:r>
+    </w:p>
+    <w:p>
+      <w:pPr>
+        <w:tabs>
+          <w:tab w:val="left" w:pos="1466"/>
+        </w:tabs>
+        <w:rPr>
+          <w:rtl/>
+        </w:rPr>
+      </w:pPr>
+      <w:r>
+        <w:rPr>
+          <w:rFonts w:hint="cs"/>
+          <w:rtl/>
+        </w:rPr>
+        <w:t xml:space="preserve">תדירות דיווח </w:t>
+      </w:r>
+      <w:r>
+        <w:rPr>
+          <w:rtl/>
+        </w:rPr>
+        <w:t>–</w:t>
+      </w:r>
+      <w:r>
+        <w:rPr>
+          <w:rFonts w:hint="cs"/>
+          <w:rtl/>
+        </w:rPr>
+        <w:t xml:space="preserve"> עדכונים עד חמישי ב-10:00</w:t>
+      </w:r>
+      <w:r>
+        <w:rPr>
+          <w:rFonts w:hint="cs"/>
+          <w:rtl/>
+        </w:rPr>
+        <w:t>.</w:t>
+      </w:r>
+    </w:p>
+    <w:p>
+      <w:pPr>
+        <w:tabs>
+          <w:tab w:val="left" w:pos="1466"/>
+        </w:tabs>
+        <w:rPr>
+          <w:rtl/>
+        </w:rPr>
+      </w:pPr>
+    </w:p>
+    <w:p>
+      <w:pPr>
+        <w:tabs>
+          <w:tab w:val="left" w:pos="1466"/>
+        </w:tabs>
+        <w:rPr>
+          <w:rtl/>
+        </w:rPr>
+      </w:pPr>
+      <w:r>
+        <w:rPr>
+          <w:rFonts w:hint="cs"/>
+          <w:rtl/>
+        </w:rPr>
+        <w:t xml:space="preserve">מגבלה </w:t>
+      </w:r>
+      <w:r>
+        <w:rPr>
+          <w:rtl/>
+        </w:rPr>
+        <w:t>–</w:t>
+      </w:r>
+      <w:r>
+        <w:rPr>
+          <w:rFonts w:hint="cs"/>
+          <w:rtl/>
+        </w:rPr>
+        <w:t xml:space="preserve"> סטטוס מורן-כפיר ראשון.</w:t>
+      </w:r>
+    </w:p>
+    <w:p>
+      <w:pPr>
+        <w:tabs>
+          <w:tab w:val="left" w:pos="1466"/>
+        </w:tabs>
+        <w:rPr>
+          <w:rtl/>
+        </w:rPr>
+      </w:pPr>
+    </w:p>
+    <w:p>
+      <w:pPr>
+        <w:bidi w:val="0"/>
+        <w:rPr>
+          <w:rtl/>
+        </w:rPr>
+      </w:pPr>
+      <w:r>
+        <w:rPr>
+          <w:rtl/>
+        </w:rPr>
+        <w:br w:type="page"/>
+      </w:r>
+    </w:p>
+    <w:p>
+      <w:pPr>
+        <w:tabs>
+          <w:tab w:val="left" w:pos="1466"/>
+        </w:tabs>
+        <w:rPr>
+          <w:rtl/>
+        </w:rPr>
+      </w:pPr>
+      <w:r>
+        <w:rPr>
           <w:rFonts w:cs="Arial"/>
+          <w:noProof/>
           <w:rtl/>
         </w:rPr>
         <w:lastRenderedPageBreak/>
@@ -1170,7 +2612,7 @@
                     <pic:cNvPicPr/>
                   </pic:nvPicPr>
                   <pic:blipFill>
-                    <a:blip r:embed="rId5"/>
+                    <a:blip r:embed="rId8"/>
                     <a:stretch>
                       <a:fillRect/>
                     </a:stretch>
@@ -1203,6 +2645,7 @@
       <w:r>
         <w:rPr>
           <w:rFonts w:cs="Arial"/>
+          <w:noProof/>
           <w:rtl/>
         </w:rPr>
         <w:drawing>
@@ -1221,7 +2664,7 @@
                     <pic:cNvPicPr/>
                   </pic:nvPicPr>
                   <pic:blipFill>
-                    <a:blip r:embed="rId6"/>
+                    <a:blip r:embed="rId9"/>
                     <a:stretch>
                       <a:fillRect/>
                     </a:stretch>
@@ -1312,23 +2755,7 @@
           <w:rFonts w:hint="cs"/>
           <w:rtl/>
         </w:rPr>
-        <w:t xml:space="preserve"> (לפי גדילה </w:t>
-      </w:r>
-      <w:proofErr w:type="spellStart"/>
-      <w:r>
-        <w:rPr>
-          <w:rFonts w:hint="cs"/>
-          <w:rtl/>
-        </w:rPr>
-        <w:t>אחוזית</w:t>
-      </w:r>
-      <w:proofErr w:type="spellEnd"/>
-      <w:r>
-        <w:rPr>
-          <w:rFonts w:hint="cs"/>
-          <w:rtl/>
-        </w:rPr>
-        <w:t>, להציג כמות)</w:t>
+        <w:t xml:space="preserve"> (לפי גדילה אחוזית, להציג כמות)</w:t>
       </w:r>
       <w:r>
         <w:rPr>
@@ -1342,30 +2769,7 @@
           <w:rFonts w:hint="cs"/>
           <w:rtl/>
         </w:rPr>
-        <w:t xml:space="preserve"> </w:t>
-      </w:r>
-      <w:r>
-        <w:rPr>
-          <w:rFonts w:hint="cs"/>
-          <w:rtl/>
-        </w:rPr>
-        <w:t xml:space="preserve">(לפי גדילה </w:t>
-      </w:r>
-      <w:proofErr w:type="spellStart"/>
-      <w:r>
-        <w:rPr>
-          <w:rFonts w:hint="cs"/>
-          <w:rtl/>
-        </w:rPr>
-        <w:t>אחוזית</w:t>
-      </w:r>
-      <w:proofErr w:type="spellEnd"/>
-      <w:r>
-        <w:rPr>
-          <w:rFonts w:hint="cs"/>
-          <w:rtl/>
-        </w:rPr>
-        <w:t>, להציג כמות)</w:t>
+        <w:t xml:space="preserve"> (לפי גדילה אחוזית, להציג כמות)</w:t>
       </w:r>
       <w:r>
         <w:rPr>
@@ -1411,6 +2815,7 @@
       <w:r>
         <w:rPr>
           <w:rFonts w:cs="Arial"/>
+          <w:noProof/>
           <w:rtl/>
         </w:rPr>
         <w:lastRenderedPageBreak/>
@@ -1430,7 +2835,7 @@
                     <pic:cNvPicPr/>
                   </pic:nvPicPr>
                   <pic:blipFill>
-                    <a:blip r:embed="rId7"/>
+                    <a:blip r:embed="rId10"/>
                     <a:stretch>
                       <a:fillRect/>
                     </a:stretch>
@@ -1463,6 +2868,7 @@
       <w:r>
         <w:rPr>
           <w:rFonts w:cs="Arial"/>
+          <w:noProof/>
           <w:rtl/>
         </w:rPr>
         <w:drawing>
@@ -1481,7 +2887,7 @@
                     <pic:cNvPicPr/>
                   </pic:nvPicPr>
                   <pic:blipFill>
-                    <a:blip r:embed="rId8"/>
+                    <a:blip r:embed="rId11"/>
                     <a:stretch>
                       <a:fillRect/>
                     </a:stretch>
@@ -1695,6 +3101,7 @@
       <w:r>
         <w:rPr>
           <w:rFonts w:cs="Arial"/>
+          <w:noProof/>
           <w:rtl/>
         </w:rPr>
         <w:lastRenderedPageBreak/>
@@ -1714,7 +3121,7 @@
                     <pic:cNvPicPr/>
                   </pic:nvPicPr>
                   <pic:blipFill>
-                    <a:blip r:embed="rId9"/>
+                    <a:blip r:embed="rId12"/>
                     <a:stretch>
                       <a:fillRect/>
                     </a:stretch>
@@ -1771,7 +3178,6 @@
           <w:tab w:val="left" w:pos="1466"/>
         </w:tabs>
         <w:rPr>
-          <w:rFonts w:hint="cs"/>
           <w:rtl/>
         </w:rPr>
       </w:pPr>
@@ -1791,6 +3197,184 @@
 <file path=word/numbering.xml><?xml version="1.0" encoding="utf-8"?>
 <w:numbering xmlns:wpc="http://schemas.microsoft.com/office/word/2010/wordprocessingCanvas" xmlns:cx="http://schemas.microsoft.com/office/drawing/2014/chartex" xmlns:cx1="http://schemas.microsoft.com/office/drawing/2015/9/8/chartex" xmlns:cx2="http://schemas.microsoft.com/office/drawing/2015/10/21/chartex" xmlns:cx3="http://schemas.microsoft.com/office/drawing/2016/5/9/chartex" xmlns:cx4="http://schemas.microsoft.com/office/drawing/2016/5/10/chartex" xmlns:cx5="http://schemas.microsoft.com/office/drawing/2016/5/11/chartex" xmlns:cx6="http://schemas.microsoft.com/office/drawing/2016/5/12/chartex" xmlns:cx7="http://schemas.microsoft.com/office/drawing/2016/5/13/chartex" xmlns:cx8="http://schemas.microsoft.com/office/drawing/2016/5/14/chartex" xmlns:mc="http://schemas.openxmlformats.org/markup-compatibility/2006" xmlns:aink="http://schemas.microsoft.com/office/drawing/2016/ink" xmlns:am3d="http://schemas.microsoft.com/office/drawing/2017/model3d" xmlns:o="urn:schemas-microsoft-com:office:office" xmlns:oel="http://schemas.microsoft.com/office/2019/extlst" xmlns:r="http://schemas.openxmlformats.org/officeDocument/2006/relationships" xmlns:m="http://schemas.openxmlformats.org/officeDocument/2006/math" xmlns:v="urn:schemas-microsoft-com:vml" xmlns:wp14="http://schemas.microsoft.com/office/word/2010/wordprocessingDrawing" xmlns:wp="http://schemas.openxmlformats.org/drawingml/2006/wordprocessingDrawing" xmlns:w10="urn:schemas-microsoft-com:office:word" xmlns:w="http://schemas.openxmlformats.org/wordprocessingml/2006/main" xmlns:w14="http://schemas.microsoft.com/office/word/2010/wordml" xmlns:w15="http://schemas.microsoft.com/office/word/2012/wordml" xmlns:w16cex="http://schemas.microsoft.com/office/word/2018/wordml/cex" xmlns:w16cid="http://schemas.microsoft.com/office/word/2016/wordml/cid" xmlns:w16="http://schemas.microsoft.com/office/word/2018/wordml" xmlns:w16du="http://schemas.microsoft.com/office/word/2023/wordml/word16du" xmlns:w16sdtdh="http://schemas.microsoft.com/office/word/2020/wordml/sdtdatahash" xmlns:w16sdtfl="http://schemas.microsoft.com/office/word/2024/wordml/sdtformatlock" xmlns:w16se="http://schemas.microsoft.com/office/word/2015/wordml/symex" xmlns:wpg="http://schemas.microsoft.com/office/word/2010/wordprocessingGroup" xmlns:wpi="http://schemas.microsoft.com/office/word/2010/wordprocessingInk" xmlns:wne="http://schemas.microsoft.com/office/word/2006/wordml" xmlns:wps="http://schemas.microsoft.com/office/word/2010/wordprocessingShape" mc:Ignorable="w14 w15 w16se w16cid w16 w16cex w16sdtdh w16sdtfl w16du wp14">
   <w:abstractNum w:abstractNumId="0" w15:restartNumberingAfterBreak="0">
+    <w:nsid w:val="013F06A5"/>
+    <w:multiLevelType w:val="hybridMultilevel"/>
+    <w:tmpl w:val="3DE6F6D4"/>
+    <w:lvl w:ilvl="0" w:tplc="FFFFFFFF">
+      <w:start w:val="1"/>
+      <w:numFmt w:val="decimal"/>
+      <w:lvlText w:val="%1."/>
+      <w:lvlJc w:val="left"/>
+      <w:pPr>
+        <w:ind w:left="720" w:hanging="360"/>
+      </w:pPr>
+      <w:rPr>
+        <w:rFonts w:hint="default"/>
+      </w:rPr>
+    </w:lvl>
+    <w:lvl w:ilvl="1" w:tplc="FFFFFFFF">
+      <w:start w:val="1"/>
+      <w:numFmt w:val="lowerLetter"/>
+      <w:lvlText w:val="%2."/>
+      <w:lvlJc w:val="left"/>
+      <w:pPr>
+        <w:ind w:left="1440" w:hanging="360"/>
+      </w:pPr>
+    </w:lvl>
+    <w:lvl w:ilvl="2" w:tplc="FFFFFFFF" w:tentative="1">
+      <w:start w:val="1"/>
+      <w:numFmt w:val="lowerRoman"/>
+      <w:lvlText w:val="%3."/>
+      <w:lvlJc w:val="right"/>
+      <w:pPr>
+        <w:ind w:left="2160" w:hanging="180"/>
+      </w:pPr>
+    </w:lvl>
+    <w:lvl w:ilvl="3" w:tplc="FFFFFFFF" w:tentative="1">
+      <w:start w:val="1"/>
+      <w:numFmt w:val="decimal"/>
+      <w:lvlText w:val="%4."/>
+      <w:lvlJc w:val="left"/>
+      <w:pPr>
+        <w:ind w:left="2880" w:hanging="360"/>
+      </w:pPr>
+    </w:lvl>
+    <w:lvl w:ilvl="4" w:tplc="FFFFFFFF" w:tentative="1">
+      <w:start w:val="1"/>
+      <w:numFmt w:val="lowerLetter"/>
+      <w:lvlText w:val="%5."/>
+      <w:lvlJc w:val="left"/>
+      <w:pPr>
+        <w:ind w:left="3600" w:hanging="360"/>
+      </w:pPr>
+    </w:lvl>
+    <w:lvl w:ilvl="5" w:tplc="FFFFFFFF" w:tentative="1">
+      <w:start w:val="1"/>
+      <w:numFmt w:val="lowerRoman"/>
+      <w:lvlText w:val="%6."/>
+      <w:lvlJc w:val="right"/>
+      <w:pPr>
+        <w:ind w:left="4320" w:hanging="180"/>
+      </w:pPr>
+    </w:lvl>
+    <w:lvl w:ilvl="6" w:tplc="FFFFFFFF" w:tentative="1">
+      <w:start w:val="1"/>
+      <w:numFmt w:val="decimal"/>
+      <w:lvlText w:val="%7."/>
+      <w:lvlJc w:val="left"/>
+      <w:pPr>
+        <w:ind w:left="5040" w:hanging="360"/>
+      </w:pPr>
+    </w:lvl>
+    <w:lvl w:ilvl="7" w:tplc="FFFFFFFF" w:tentative="1">
+      <w:start w:val="1"/>
+      <w:numFmt w:val="lowerLetter"/>
+      <w:lvlText w:val="%8."/>
+      <w:lvlJc w:val="left"/>
+      <w:pPr>
+        <w:ind w:left="5760" w:hanging="360"/>
+      </w:pPr>
+    </w:lvl>
+    <w:lvl w:ilvl="8" w:tplc="FFFFFFFF" w:tentative="1">
+      <w:start w:val="1"/>
+      <w:numFmt w:val="lowerRoman"/>
+      <w:lvlText w:val="%9."/>
+      <w:lvlJc w:val="right"/>
+      <w:pPr>
+        <w:ind w:left="6480" w:hanging="180"/>
+      </w:pPr>
+    </w:lvl>
+  </w:abstractNum>
+  <w:abstractNum w:abstractNumId="1" w15:restartNumberingAfterBreak="0">
+    <w:nsid w:val="223173FE"/>
+    <w:multiLevelType w:val="hybridMultilevel"/>
+    <w:tmpl w:val="6A886154"/>
+    <w:lvl w:ilvl="0" w:tplc="D6006CB8">
+      <w:start w:val="20"/>
+      <w:numFmt w:val="decimal"/>
+      <w:lvlText w:val="%1"/>
+      <w:lvlJc w:val="left"/>
+      <w:pPr>
+        <w:ind w:left="720" w:hanging="360"/>
+      </w:pPr>
+      <w:rPr>
+        <w:rFonts w:hint="default"/>
+      </w:rPr>
+    </w:lvl>
+    <w:lvl w:ilvl="1" w:tplc="10000019" w:tentative="1">
+      <w:start w:val="1"/>
+      <w:numFmt w:val="lowerLetter"/>
+      <w:lvlText w:val="%2."/>
+      <w:lvlJc w:val="left"/>
+      <w:pPr>
+        <w:ind w:left="1440" w:hanging="360"/>
+      </w:pPr>
+    </w:lvl>
+    <w:lvl w:ilvl="2" w:tplc="1000001B" w:tentative="1">
+      <w:start w:val="1"/>
+      <w:numFmt w:val="lowerRoman"/>
+      <w:lvlText w:val="%3."/>
+      <w:lvlJc w:val="right"/>
+      <w:pPr>
+        <w:ind w:left="2160" w:hanging="180"/>
+      </w:pPr>
+    </w:lvl>
+    <w:lvl w:ilvl="3" w:tplc="1000000F" w:tentative="1">
+      <w:start w:val="1"/>
+      <w:numFmt w:val="decimal"/>
+      <w:lvlText w:val="%4."/>
+      <w:lvlJc w:val="left"/>
+      <w:pPr>
+        <w:ind w:left="2880" w:hanging="360"/>
+      </w:pPr>
+    </w:lvl>
+    <w:lvl w:ilvl="4" w:tplc="10000019" w:tentative="1">
+      <w:start w:val="1"/>
+      <w:numFmt w:val="lowerLetter"/>
+      <w:lvlText w:val="%5."/>
+      <w:lvlJc w:val="left"/>
+      <w:pPr>
+        <w:ind w:left="3600" w:hanging="360"/>
+      </w:pPr>
+    </w:lvl>
+    <w:lvl w:ilvl="5" w:tplc="1000001B" w:tentative="1">
+      <w:start w:val="1"/>
+      <w:numFmt w:val="lowerRoman"/>
+      <w:lvlText w:val="%6."/>
+      <w:lvlJc w:val="right"/>
+      <w:pPr>
+        <w:ind w:left="4320" w:hanging="180"/>
+      </w:pPr>
+    </w:lvl>
+    <w:lvl w:ilvl="6" w:tplc="1000000F" w:tentative="1">
+      <w:start w:val="1"/>
+      <w:numFmt w:val="decimal"/>
+      <w:lvlText w:val="%7."/>
+      <w:lvlJc w:val="left"/>
+      <w:pPr>
+        <w:ind w:left="5040" w:hanging="360"/>
+      </w:pPr>
+    </w:lvl>
+    <w:lvl w:ilvl="7" w:tplc="10000019" w:tentative="1">
+      <w:start w:val="1"/>
+      <w:numFmt w:val="lowerLetter"/>
+      <w:lvlText w:val="%8."/>
+      <w:lvlJc w:val="left"/>
+      <w:pPr>
+        <w:ind w:left="5760" w:hanging="360"/>
+      </w:pPr>
+    </w:lvl>
+    <w:lvl w:ilvl="8" w:tplc="1000001B" w:tentative="1">
+      <w:start w:val="1"/>
+      <w:numFmt w:val="lowerRoman"/>
+      <w:lvlText w:val="%9."/>
+      <w:lvlJc w:val="right"/>
+      <w:pPr>
+        <w:ind w:left="6480" w:hanging="180"/>
+      </w:pPr>
+    </w:lvl>
+  </w:abstractNum>
+  <w:abstractNum w:abstractNumId="2" w15:restartNumberingAfterBreak="0">
     <w:nsid w:val="52EC65EF"/>
     <w:multiLevelType w:val="hybridMultilevel"/>
     <w:tmpl w:val="8354ACA0"/>
@@ -1903,7 +3487,7 @@
       </w:rPr>
     </w:lvl>
   </w:abstractNum>
-  <w:abstractNum w:abstractNumId="1" w15:restartNumberingAfterBreak="0">
+  <w:abstractNum w:abstractNumId="3" w15:restartNumberingAfterBreak="0">
     <w:nsid w:val="583107CF"/>
     <w:multiLevelType w:val="hybridMultilevel"/>
     <w:tmpl w:val="3DE6F6D4"/>
@@ -1992,7 +3576,7 @@
       </w:pPr>
     </w:lvl>
   </w:abstractNum>
-  <w:abstractNum w:abstractNumId="2" w15:restartNumberingAfterBreak="0">
+  <w:abstractNum w:abstractNumId="4" w15:restartNumberingAfterBreak="0">
     <w:nsid w:val="7BA54753"/>
     <w:multiLevelType w:val="hybridMultilevel"/>
     <w:tmpl w:val="0CEE863E"/>
@@ -2106,12 +3690,18 @@
     </w:lvl>
   </w:abstractNum>
   <w:num w:numId="1" w16cid:durableId="718826184">
+    <w:abstractNumId w:val="2"/>
+  </w:num>
+  <w:num w:numId="2" w16cid:durableId="509178073">
+    <w:abstractNumId w:val="4"/>
+  </w:num>
+  <w:num w:numId="3" w16cid:durableId="528645756">
+    <w:abstractNumId w:val="3"/>
+  </w:num>
+  <w:num w:numId="4" w16cid:durableId="403988362">
     <w:abstractNumId w:val="0"/>
   </w:num>
-  <w:num w:numId="2" w16cid:durableId="509178073">
-    <w:abstractNumId w:val="2"/>
-  </w:num>
-  <w:num w:numId="3" w16cid:durableId="528645756">
+  <w:num w:numId="5" w16cid:durableId="1758136469">
     <w:abstractNumId w:val="1"/>
   </w:num>
 </w:numbering>
@@ -2517,7 +4107,7 @@
   <w:style w:type="paragraph" w:default="1" w:styleId="Normal">
     <w:name w:val="Normal"/>
     <w:qFormat/>
-    <w:rsid w:val="00207CB3"/>
+    <w:rsid w:val="00883DD0"/>
     <w:pPr>
       <w:bidi/>
     </w:pPr>
@@ -2724,6 +4314,7 @@
   <w:style w:type="character" w:default="1" w:styleId="DefaultParagraphFont">
     <w:name w:val="Default Paragraph Font"/>
     <w:uiPriority w:val="1"/>
+    <w:semiHidden/>
     <w:unhideWhenUsed/>
   </w:style>
   <w:style w:type="table" w:default="1" w:styleId="TableNormal">
@@ -3375,6 +4966,27 @@
 </file>
 
 <file path=customXml/item1.xml><?xml version="1.0" encoding="utf-8"?>
+<p:properties xmlns:p="http://schemas.microsoft.com/office/2006/metadata/properties" xmlns:xsi="http://www.w3.org/2001/XMLSchema-instance" xmlns:pc="http://schemas.microsoft.com/office/infopath/2007/PartnerControls">
+  <documentManagement>
+    <lcf76f155ced4ddcb4097134ff3c332f xmlns="509b7683-c015-44e4-bdf6-5cb592c6569c">
+      <Terms xmlns="http://schemas.microsoft.com/office/infopath/2007/PartnerControls"/>
+    </lcf76f155ced4ddcb4097134ff3c332f>
+    <TaxCatchAll xmlns="38f89215-5b2e-4ad2-81d8-21f0bc017b44" xsi:nil="true"/>
+    <_x05ea__x05d9__x05d0__x05d5__x05e8__x0020__x05d4__x05d1__x05e2__x05d9__x05d4_ xmlns="509b7683-c015-44e4-bdf6-5cb592c6569c" xsi:nil="true"/>
+  </documentManagement>
+</p:properties>
+</file>
+
+<file path=customXml/item2.xml><?xml version="1.0" encoding="utf-8"?>
+<?mso-contentType ?>
+<FormTemplates xmlns="http://schemas.microsoft.com/sharepoint/v3/contenttype/forms">
+  <Display>DocumentLibraryForm</Display>
+  <Edit>DocumentLibraryForm</Edit>
+  <New>DocumentLibraryForm</New>
+</FormTemplates>
+</file>
+
+<file path=customXml/item3.xml><?xml version="1.0" encoding="utf-8"?>
 <ct:contentTypeSchema xmlns:ct="http://schemas.microsoft.com/office/2006/metadata/contentType" xmlns:ma="http://schemas.microsoft.com/office/2006/metadata/properties/metaAttributes" ct:_="" ma:_="" ma:contentTypeName="Document" ma:contentTypeID="0x0101007D2FF3C4DD0193449167A5C0D4B07B2C" ma:contentTypeVersion="13" ma:contentTypeDescription="Create a new document." ma:contentTypeScope="" ma:versionID="5f4a420de1118164406464478d3bbbdc">
   <xsd:schema xmlns:xsd="http://www.w3.org/2001/XMLSchema" xmlns:xs="http://www.w3.org/2001/XMLSchema" xmlns:p="http://schemas.microsoft.com/office/2006/metadata/properties" xmlns:ns2="509b7683-c015-44e4-bdf6-5cb592c6569c" xmlns:ns3="38f89215-5b2e-4ad2-81d8-21f0bc017b44" targetNamespace="http://schemas.microsoft.com/office/2006/metadata/properties" ma:root="true" ma:fieldsID="fe2f15ba9dd2bfdaf27e6fa22ae03806" ns2:_="" ns3:_="">
     <xsd:import namespace="509b7683-c015-44e4-bdf6-5cb592c6569c"/>
@@ -3583,35 +5195,40 @@
 </ct:contentTypeSchema>
 </file>
 
-<file path=customXml/item2.xml><?xml version="1.0" encoding="utf-8"?>
-<?mso-contentType ?>
-<FormTemplates xmlns="http://schemas.microsoft.com/sharepoint/v3/contenttype/forms">
-  <Display>DocumentLibraryForm</Display>
-  <Edit>DocumentLibraryForm</Edit>
-  <New>DocumentLibraryForm</New>
-</FormTemplates>
-</file>
-
-<file path=customXml/item3.xml><?xml version="1.0" encoding="utf-8"?>
-<p:properties xmlns:p="http://schemas.microsoft.com/office/2006/metadata/properties" xmlns:xsi="http://www.w3.org/2001/XMLSchema-instance" xmlns:pc="http://schemas.microsoft.com/office/infopath/2007/PartnerControls">
-  <documentManagement>
-    <lcf76f155ced4ddcb4097134ff3c332f xmlns="509b7683-c015-44e4-bdf6-5cb592c6569c">
-      <Terms xmlns="http://schemas.microsoft.com/office/infopath/2007/PartnerControls"/>
-    </lcf76f155ced4ddcb4097134ff3c332f>
-    <TaxCatchAll xmlns="38f89215-5b2e-4ad2-81d8-21f0bc017b44" xsi:nil="true"/>
-    <_x05ea__x05d9__x05d0__x05d5__x05e8__x0020__x05d4__x05d1__x05e2__x05d9__x05d4_ xmlns="509b7683-c015-44e4-bdf6-5cb592c6569c" xsi:nil="true"/>
-  </documentManagement>
-</p:properties>
-</file>
-
 <file path=customXml/itemProps1.xml><?xml version="1.0" encoding="utf-8"?>
-<ds:datastoreItem xmlns:ds="http://schemas.openxmlformats.org/officeDocument/2006/customXml" ds:itemID="{6440F66C-BD08-4A5C-AC75-C5579A7D9F0E}"/>
+<ds:datastoreItem xmlns:ds="http://schemas.openxmlformats.org/officeDocument/2006/customXml" ds:itemID="{80B3CB3D-D7B1-473B-85C6-62937D6E6307}">
+  <ds:schemaRefs>
+    <ds:schemaRef ds:uri="http://schemas.microsoft.com/office/2006/metadata/properties"/>
+    <ds:schemaRef ds:uri="http://schemas.microsoft.com/office/infopath/2007/PartnerControls"/>
+    <ds:schemaRef ds:uri="509b7683-c015-44e4-bdf6-5cb592c6569c"/>
+    <ds:schemaRef ds:uri="38f89215-5b2e-4ad2-81d8-21f0bc017b44"/>
+  </ds:schemaRefs>
+</ds:datastoreItem>
 </file>
 
 <file path=customXml/itemProps2.xml><?xml version="1.0" encoding="utf-8"?>
-<ds:datastoreItem xmlns:ds="http://schemas.openxmlformats.org/officeDocument/2006/customXml" ds:itemID="{B656A124-522B-4BF7-99FF-E08EEEB15A81}"/>
+<ds:datastoreItem xmlns:ds="http://schemas.openxmlformats.org/officeDocument/2006/customXml" ds:itemID="{B656A124-522B-4BF7-99FF-E08EEEB15A81}">
+  <ds:schemaRefs>
+    <ds:schemaRef ds:uri="http://schemas.microsoft.com/sharepoint/v3/contenttype/forms"/>
+  </ds:schemaRefs>
+</ds:datastoreItem>
 </file>
 
 <file path=customXml/itemProps3.xml><?xml version="1.0" encoding="utf-8"?>
-<ds:datastoreItem xmlns:ds="http://schemas.openxmlformats.org/officeDocument/2006/customXml" ds:itemID="{80B3CB3D-D7B1-473B-85C6-62937D6E6307}"/>
+<ds:datastoreItem xmlns:ds="http://schemas.openxmlformats.org/officeDocument/2006/customXml" ds:itemID="{6440F66C-BD08-4A5C-AC75-C5579A7D9F0E}">
+  <ds:schemaRefs>
+    <ds:schemaRef ds:uri="http://schemas.microsoft.com/office/2006/metadata/contentType"/>
+    <ds:schemaRef ds:uri="http://schemas.microsoft.com/office/2006/metadata/properties/metaAttributes"/>
+    <ds:schemaRef ds:uri="http://www.w3.org/2001/XMLSchema"/>
+    <ds:schemaRef ds:uri="http://schemas.microsoft.com/office/2006/metadata/properties"/>
+    <ds:schemaRef ds:uri="509b7683-c015-44e4-bdf6-5cb592c6569c"/>
+    <ds:schemaRef ds:uri="38f89215-5b2e-4ad2-81d8-21f0bc017b44"/>
+    <ds:schemaRef ds:uri="http://schemas.microsoft.com/office/2006/documentManagement/types"/>
+    <ds:schemaRef ds:uri="http://schemas.microsoft.com/office/infopath/2007/PartnerControls"/>
+    <ds:schemaRef ds:uri="http://schemas.openxmlformats.org/package/2006/metadata/core-properties"/>
+    <ds:schemaRef ds:uri="http://purl.org/dc/elements/1.1/"/>
+    <ds:schemaRef ds:uri="http://purl.org/dc/terms/"/>
+    <ds:schemaRef ds:uri="http://schemas.microsoft.com/internal/obd"/>
+  </ds:schemaRefs>
+</ds:datastoreItem>
 </file>